--- a/06. Ataskaitos knygutė 2026/[4] Kokybiškos studijos ir joms pritaikyta aplinka/[4.3] Bendradarbiavimas.docx
+++ b/06. Ataskaitos knygutė 2026/[4] Kokybiškos studijos ir joms pritaikyta aplinka/[4.3] Bendradarbiavimas.docx
@@ -38,80 +38,6 @@
       </w:r>
     </w:p>
   </w:comment>
-  <w:comment xmlns:w="http://schemas.openxmlformats.org/wordprocessingml/2006/main" w:initials="KM" w:author="Klėja Merčaitytė" w:date="2026-05-03T14:33:44" w:id="189337591">
-    <w:p xmlns:w14="http://schemas.microsoft.com/office/word/2010/wordml" xmlns:w="http://schemas.openxmlformats.org/wordprocessingml/2006/main">
-      <w:pPr>
-        <w:pStyle w:val="CommentText"/>
-      </w:pPr>
-      <w:r>
-        <w:rPr>
-          <w:rStyle w:val="CommentReference"/>
-        </w:rPr>
-        <w:annotationRef/>
-      </w:r>
-      <w:r>
-        <w:fldChar w:fldCharType="begin"/>
-      </w:r>
-      <w:r>
-        <w:instrText xml:space="preserve"> HYPERLINK "mailto:soc@vusa.lt"</w:instrText>
-      </w:r>
-      <w:bookmarkStart w:name="_@_B4BFDC8D02544588BDE40D5BCAE668A5Z" w:id="581288960"/>
-      <w:r>
-        <w:fldChar w:fldCharType="separate"/>
-      </w:r>
-      <w:bookmarkEnd w:id="581288960"/>
-      <w:r>
-        <w:rPr>
-          <w:rStyle w:val="Mention"/>
-          <w:noProof/>
-        </w:rPr>
-        <w:t>@Kotryna Jašauskaitė</w:t>
-      </w:r>
-      <w:r>
-        <w:fldChar w:fldCharType="end"/>
-      </w:r>
-      <w:r>
-        <w:t xml:space="preserve"> </w:t>
-      </w:r>
-    </w:p>
-  </w:comment>
-  <w:comment xmlns:w="http://schemas.openxmlformats.org/wordprocessingml/2006/main" w:initials="KM" w:author="Klėja Merčaitytė" w:date="2026-05-03T14:34:07" w:id="834978504">
-    <w:p xmlns:w14="http://schemas.microsoft.com/office/word/2010/wordml" xmlns:w="http://schemas.openxmlformats.org/wordprocessingml/2006/main">
-      <w:pPr>
-        <w:pStyle w:val="CommentText"/>
-      </w:pPr>
-      <w:r>
-        <w:rPr>
-          <w:rStyle w:val="CommentReference"/>
-        </w:rPr>
-        <w:annotationRef/>
-      </w:r>
-      <w:r>
-        <w:fldChar w:fldCharType="begin"/>
-      </w:r>
-      <w:r>
-        <w:instrText xml:space="preserve"> HYPERLINK "mailto:integracija@vusa.lt"</w:instrText>
-      </w:r>
-      <w:bookmarkStart w:name="_@_B362B9C2603C4C9FA89340685039D9D2Z" w:id="896329311"/>
-      <w:r>
-        <w:fldChar w:fldCharType="separate"/>
-      </w:r>
-      <w:bookmarkEnd w:id="896329311"/>
-      <w:r>
-        <w:rPr>
-          <w:rStyle w:val="Mention"/>
-          <w:noProof/>
-        </w:rPr>
-        <w:t>@Kornelija Kairytė</w:t>
-      </w:r>
-      <w:r>
-        <w:fldChar w:fldCharType="end"/>
-      </w:r>
-      <w:r>
-        <w:t xml:space="preserve"> </w:t>
-      </w:r>
-    </w:p>
-  </w:comment>
   <w:comment xmlns:w="http://schemas.openxmlformats.org/wordprocessingml/2006/main" w:initials="KM" w:author="Klėja Merčaitytė" w:date="2026-05-03T14:34:24" w:id="1327182337">
     <w:p xmlns:w14="http://schemas.microsoft.com/office/word/2010/wordml" xmlns:w="http://schemas.openxmlformats.org/wordprocessingml/2006/main">
       <w:pPr>
@@ -183,85 +109,6 @@
       </w:r>
       <w:r>
         <w:t xml:space="preserve"> gal dar kas nors yra? </w:t>
-      </w:r>
-    </w:p>
-  </w:comment>
-  <w:comment xmlns:w="http://schemas.openxmlformats.org/wordprocessingml/2006/main" w:initials="KJ" w:author="Kotryna Jašauskaitė" w:date="2026-05-05T18:59:58" w:id="787860126">
-    <w:p xmlns:w14="http://schemas.microsoft.com/office/word/2010/wordml" xmlns:w="http://schemas.openxmlformats.org/wordprocessingml/2006/main">
-      <w:pPr>
-        <w:pStyle w:val="CommentText"/>
-      </w:pPr>
-      <w:r>
-        <w:rPr>
-          <w:rStyle w:val="CommentReference"/>
-        </w:rPr>
-        <w:annotationRef/>
-      </w:r>
-      <w:r>
-        <w:t>nemanau</w:t>
-      </w:r>
-    </w:p>
-    <w:p xmlns:w14="http://schemas.microsoft.com/office/word/2010/wordml" xmlns:w="http://schemas.openxmlformats.org/wordprocessingml/2006/main">
-      <w:pPr>
-        <w:pStyle w:val="CommentText"/>
-      </w:pPr>
-    </w:p>
-  </w:comment>
-  <w:comment xmlns:w="http://schemas.openxmlformats.org/wordprocessingml/2006/main" w:initials="KM" w:author="Klėja Merčaitytė" w:date="2026-05-07T16:25:09" w:id="1244048919">
-    <w:p xmlns:w14="http://schemas.microsoft.com/office/word/2010/wordml" xmlns:w="http://schemas.openxmlformats.org/wordprocessingml/2006/main">
-      <w:pPr>
-        <w:pStyle w:val="CommentText"/>
-      </w:pPr>
-      <w:r>
-        <w:rPr>
-          <w:rStyle w:val="CommentReference"/>
-        </w:rPr>
-        <w:annotationRef/>
-      </w:r>
-      <w:r>
-        <w:t>tai turėjai kažkokį skambutį, ne?</w:t>
-      </w:r>
-    </w:p>
-    <w:p xmlns:w14="http://schemas.microsoft.com/office/word/2010/wordml" xmlns:w="http://schemas.openxmlformats.org/wordprocessingml/2006/main">
-      <w:pPr>
-        <w:pStyle w:val="CommentText"/>
-      </w:pPr>
-    </w:p>
-  </w:comment>
-  <w:comment xmlns:w="http://schemas.openxmlformats.org/wordprocessingml/2006/main" w:initials="KM" w:author="Klėja Merčaitytė" w:date="2026-05-07T16:25:31" w:id="1591958747">
-    <w:p xmlns:w14="http://schemas.microsoft.com/office/word/2010/wordml" xmlns:w="http://schemas.openxmlformats.org/wordprocessingml/2006/main">
-      <w:pPr>
-        <w:pStyle w:val="CommentText"/>
-      </w:pPr>
-      <w:r>
-        <w:rPr>
-          <w:rStyle w:val="CommentReference"/>
-        </w:rPr>
-        <w:annotationRef/>
-      </w:r>
-      <w:r>
-        <w:fldChar w:fldCharType="begin"/>
-      </w:r>
-      <w:r>
-        <w:instrText xml:space="preserve"> HYPERLINK "mailto:soc@vusa.lt"</w:instrText>
-      </w:r>
-      <w:bookmarkStart w:name="_@_D638A1F76F9C4B71987ACB4448608465Z" w:id="671404094"/>
-      <w:r>
-        <w:fldChar w:fldCharType="separate"/>
-      </w:r>
-      <w:bookmarkEnd w:id="671404094"/>
-      <w:r>
-        <w:rPr>
-          <w:rStyle w:val="Mention"/>
-          <w:noProof/>
-        </w:rPr>
-        <w:t>@Kotryna Jašauskaitė</w:t>
-      </w:r>
-      <w:r>
-        <w:fldChar w:fldCharType="end"/>
-      </w:r>
-      <w:r>
-        <w:t xml:space="preserve">  aprašykite su ribologija bendradarbiavimą</w:t>
       </w:r>
     </w:p>
   </w:comment>
@@ -271,39 +118,24 @@
 <file path=word/commentsExtended.xml><?xml version="1.0" encoding="utf-8"?>
 <w15:commentsEx xmlns:mc="http://schemas.openxmlformats.org/markup-compatibility/2006" xmlns:w15="http://schemas.microsoft.com/office/word/2012/wordml" mc:Ignorable="w15">
   <w15:commentEx w15:done="0" w15:paraId="236DB5BC"/>
-  <w15:commentEx w15:done="0" w15:paraId="2E2046FB"/>
-  <w15:commentEx w15:done="0" w15:paraId="5775199E"/>
   <w15:commentEx w15:done="1" w15:paraId="6B2D2EF8"/>
   <w15:commentEx w15:done="0" w15:paraId="7AD62779"/>
-  <w15:commentEx w15:done="0" w15:paraId="5E3B6799" w15:paraIdParent="2E2046FB"/>
-  <w15:commentEx w15:done="0" w15:paraId="384D901F" w15:paraIdParent="2E2046FB"/>
-  <w15:commentEx w15:done="0" w15:paraId="69C0DDD9"/>
 </w15:commentsEx>
 </file>
 
 <file path=word/commentsExtensible.xml><?xml version="1.0" encoding="utf-8"?>
 <w16cex:commentsExtensible xmlns:w16="http://schemas.microsoft.com/office/word/2018/wordml" xmlns:w16cex="http://schemas.microsoft.com/office/word/2018/wordml/cex" xmlns:mc="http://schemas.openxmlformats.org/markup-compatibility/2006" mc:Ignorable="w16 w16cex">
   <w16cex:commentExtensible w16cex:durableId="46F27EAE" w16cex:dateUtc="2026-04-10T09:18:46.723Z"/>
-  <w16cex:commentExtensible w16cex:durableId="52A8E6BB" w16cex:dateUtc="2026-05-03T11:33:44.632Z"/>
-  <w16cex:commentExtensible w16cex:durableId="097FD1EE" w16cex:dateUtc="2026-05-03T11:34:07.939Z"/>
   <w16cex:commentExtensible w16cex:durableId="67C0EEB9" w16cex:dateUtc="2026-05-03T11:34:24.926Z"/>
   <w16cex:commentExtensible w16cex:durableId="66589840" w16cex:dateUtc="2026-05-03T11:40:31.246Z"/>
-  <w16cex:commentExtensible w16cex:durableId="1E0D9A49" w16cex:dateUtc="2026-05-05T15:59:58.558Z"/>
-  <w16cex:commentExtensible w16cex:durableId="0125E6CB" w16cex:dateUtc="2026-05-07T13:25:09.674Z"/>
-  <w16cex:commentExtensible w16cex:durableId="49E2B973" w16cex:dateUtc="2026-05-07T13:25:31.396Z"/>
 </w16cex:commentsExtensible>
 </file>
 
 <file path=word/commentsIds.xml><?xml version="1.0" encoding="utf-8"?>
 <w16cid:commentsIds xmlns:mc="http://schemas.openxmlformats.org/markup-compatibility/2006" xmlns:w16cid="http://schemas.microsoft.com/office/word/2016/wordml/cid" mc:Ignorable="w16cid">
   <w16cid:commentId w16cid:paraId="236DB5BC" w16cid:durableId="46F27EAE"/>
-  <w16cid:commentId w16cid:paraId="2E2046FB" w16cid:durableId="52A8E6BB"/>
-  <w16cid:commentId w16cid:paraId="5775199E" w16cid:durableId="097FD1EE"/>
   <w16cid:commentId w16cid:paraId="6B2D2EF8" w16cid:durableId="67C0EEB9"/>
   <w16cid:commentId w16cid:paraId="7AD62779" w16cid:durableId="66589840"/>
-  <w16cid:commentId w16cid:paraId="5E3B6799" w16cid:durableId="1E0D9A49"/>
-  <w16cid:commentId w16cid:paraId="384D901F" w16cid:durableId="0125E6CB"/>
-  <w16cid:commentId w16cid:paraId="69C0DDD9" w16cid:durableId="49E2B973"/>
 </w16cid:commentsIds>
 </file>
 
@@ -2402,6 +2234,48 @@
           <w:lang w:val="lt-LT"/>
         </w:rPr>
       </w:pPr>
+      <w:r>
+        <w:rPr>
+          <w:noProof w:val="0"/>
+          <w:lang w:val="lt-LT"/>
+        </w:rPr>
+        <w:t>Socialinio proceso reikal</w:t>
+      </w:r>
+      <w:r>
+        <w:rPr>
+          <w:noProof w:val="0"/>
+          <w:lang w:val="lt-LT"/>
+        </w:rPr>
+        <w:t>ų koordinatorė turėjo nuotolinį skambutį su KTU SA atstovais (-</w:t>
+      </w:r>
+      <w:r>
+        <w:rPr>
+          <w:noProof w:val="0"/>
+          <w:lang w:val="lt-LT"/>
+        </w:rPr>
+        <w:t>ėmis</w:t>
+      </w:r>
+      <w:r>
+        <w:rPr>
+          <w:noProof w:val="0"/>
+          <w:lang w:val="lt-LT"/>
+        </w:rPr>
+        <w:t xml:space="preserve">), kurio metu dalinosi VU SA </w:t>
+      </w:r>
+      <w:r>
+        <w:rPr>
+          <w:noProof w:val="0"/>
+          <w:lang w:val="lt-LT"/>
+        </w:rPr>
+        <w:t xml:space="preserve">patirtimi </w:t>
+      </w:r>
+      <w:r>
+        <w:rPr>
+          <w:noProof w:val="0"/>
+          <w:lang w:val="lt-LT"/>
+        </w:rPr>
+        <w:t>veikiant darnumo tematika (apie organizuotas iniciatyvas, jų sėkmę, tolimesnius organizacijos planus).</w:t>
+      </w:r>
     </w:p>
     <w:p>
       <w:pPr>
@@ -2411,6 +2285,20 @@
           <w:lang w:val="lt-LT"/>
         </w:rPr>
       </w:pPr>
+      <w:r>
+        <w:rPr>
+          <w:noProof w:val="0"/>
+          <w:lang w:val="lt-LT"/>
+        </w:rPr>
+        <w:t>Integracijos proceso koordinatorė susitiko su LSMU SA kuratorių koordinatorėmis</w:t>
+      </w:r>
+      <w:r>
+        <w:rPr>
+          <w:noProof w:val="0"/>
+          <w:lang w:val="lt-LT"/>
+        </w:rPr>
+        <w:t xml:space="preserve"> pasikalbėti ir pasidalinti gerosiomis patirtimis apie kuratorių programą, kaip atrenkami ir apmokomi kuratoriai bei kaip juos išlaikyti metų eigoje.</w:t>
+      </w:r>
     </w:p>
     <w:p>
       <w:pPr>
@@ -2420,6 +2308,35 @@
           <w:lang w:val="lt-LT"/>
         </w:rPr>
       </w:pPr>
+      <w:commentRangeStart w:id="1327182337"/>
+      <w:r>
+        <w:rPr>
+          <w:noProof w:val="0"/>
+          <w:lang w:val="lt-LT"/>
+        </w:rPr>
+        <w:t xml:space="preserve">Bendradarbiaudami </w:t>
+      </w:r>
+      <w:r>
+        <w:rPr>
+          <w:noProof w:val="0"/>
+          <w:lang w:val="lt-LT"/>
+        </w:rPr>
+        <w:t>VDU SA</w:t>
+      </w:r>
+      <w:r>
+        <w:rPr>
+          <w:noProof w:val="0"/>
+          <w:lang w:val="lt-LT"/>
+        </w:rPr>
+        <w:t xml:space="preserve">, VU SA atstovai (-ės) dalyvavo poroje jų organizuojamų mokymų, kurių metu dalinosi savo patirtimis atstovavimo temomis bei vedė veiklas kaip kviestiniai lektoriai (-ės). </w:t>
+      </w:r>
+      <w:commentRangeEnd w:id="1327182337"/>
+      <w:r>
+        <w:rPr>
+          <w:rStyle w:val="CommentReference"/>
+        </w:rPr>
+        <w:commentReference w:id="1327182337"/>
+      </w:r>
     </w:p>
     <w:p>
       <w:pPr>
@@ -2432,36 +2349,208 @@
     </w:p>
     <w:p>
       <w:pPr>
+        <w:rPr>
+          <w:b w:val="1"/>
+          <w:bCs w:val="1"/>
+          <w:noProof w:val="0"/>
+          <w:lang w:val="lt-LT"/>
+        </w:rPr>
+      </w:pPr>
+      <w:r>
+        <w:rPr>
+          <w:b w:val="1"/>
+          <w:bCs w:val="1"/>
+          <w:noProof w:val="0"/>
+          <w:lang w:val="lt-LT"/>
+        </w:rPr>
+        <w:t xml:space="preserve">Vilniaus </w:t>
+      </w:r>
+      <w:r>
+        <w:rPr>
+          <w:b w:val="1"/>
+          <w:bCs w:val="1"/>
+          <w:noProof w:val="0"/>
+          <w:lang w:val="lt-LT"/>
+        </w:rPr>
+        <w:t>jaunimo</w:t>
+      </w:r>
+      <w:r>
+        <w:rPr>
+          <w:b w:val="1"/>
+          <w:bCs w:val="1"/>
+          <w:noProof w:val="0"/>
+          <w:lang w:val="lt-LT"/>
+        </w:rPr>
+        <w:t xml:space="preserve"> </w:t>
+      </w:r>
+      <w:r>
+        <w:rPr>
+          <w:b w:val="1"/>
+          <w:bCs w:val="1"/>
+          <w:noProof w:val="0"/>
+          <w:lang w:val="lt-LT"/>
+        </w:rPr>
+        <w:t>organizacijų</w:t>
+      </w:r>
+      <w:r>
+        <w:rPr>
+          <w:b w:val="1"/>
+          <w:bCs w:val="1"/>
+          <w:noProof w:val="0"/>
+          <w:lang w:val="lt-LT"/>
+        </w:rPr>
+        <w:t xml:space="preserve"> </w:t>
+      </w:r>
+      <w:r>
+        <w:rPr>
+          <w:b w:val="1"/>
+          <w:bCs w:val="1"/>
+          <w:noProof w:val="0"/>
+          <w:lang w:val="lt-LT"/>
+        </w:rPr>
+        <w:t>sąjunga</w:t>
+      </w:r>
+      <w:r>
+        <w:rPr>
+          <w:b w:val="1"/>
+          <w:bCs w:val="1"/>
+          <w:noProof w:val="0"/>
+          <w:lang w:val="lt-LT"/>
+        </w:rPr>
+        <w:t xml:space="preserve"> </w:t>
+      </w:r>
+      <w:r>
+        <w:rPr>
+          <w:b w:val="1"/>
+          <w:bCs w:val="1"/>
+          <w:noProof w:val="0"/>
+          <w:lang w:val="lt-LT"/>
+        </w:rPr>
+        <w:t>Apskritasis</w:t>
+      </w:r>
+      <w:r>
+        <w:rPr>
+          <w:b w:val="1"/>
+          <w:bCs w:val="1"/>
+          <w:noProof w:val="0"/>
+          <w:lang w:val="lt-LT"/>
+        </w:rPr>
+        <w:t xml:space="preserve"> </w:t>
+      </w:r>
+      <w:r>
+        <w:rPr>
+          <w:b w:val="1"/>
+          <w:bCs w:val="1"/>
+          <w:noProof w:val="0"/>
+          <w:lang w:val="lt-LT"/>
+        </w:rPr>
+        <w:t xml:space="preserve">stalas (VJOSAS) </w:t>
+      </w:r>
+    </w:p>
+    <w:p w14:noSpellErr="1">
+      <w:pPr>
         <w:pStyle w:val="Normal"/>
-        <w:suppressLineNumbers w:val="0"/>
-        <w:bidi w:val="0"/>
-        <w:spacing w:before="0" w:beforeAutospacing="off" w:after="160" w:afterAutospacing="off" w:line="279" w:lineRule="auto"/>
-        <w:ind w:left="0" w:right="0"/>
-        <w:jc w:val="left"/>
-        <w:rPr>
-          <w:noProof w:val="0"/>
-          <w:lang w:val="lt-LT"/>
-        </w:rPr>
-      </w:pPr>
-      <w:commentRangeStart w:id="189337591"/>
-      <w:commentRangeStart w:id="787860126"/>
-      <w:commentRangeStart w:id="1244048919"/>
-      <w:r>
-        <w:rPr>
-          <w:noProof w:val="0"/>
-          <w:lang w:val="lt-LT"/>
-        </w:rPr>
-        <w:t>Kažkas</w:t>
-      </w:r>
-      <w:r>
-        <w:rPr>
-          <w:noProof w:val="0"/>
-          <w:lang w:val="lt-LT"/>
-        </w:rPr>
-        <w:t xml:space="preserve"> </w:t>
-      </w:r>
-      <w:r>
-        <w:rPr>
+        <w:rPr>
+          <w:b w:val="0"/>
+          <w:bCs w:val="0"/>
+          <w:noProof w:val="0"/>
+          <w:lang w:val="lt-LT"/>
+        </w:rPr>
+      </w:pPr>
+      <w:r>
+        <w:rPr>
+          <w:b w:val="0"/>
+          <w:bCs w:val="0"/>
+          <w:noProof w:val="0"/>
+          <w:lang w:val="lt-LT"/>
+        </w:rPr>
+        <w:t>Ataskaitiniu</w:t>
+      </w:r>
+      <w:r>
+        <w:rPr>
+          <w:b w:val="0"/>
+          <w:bCs w:val="0"/>
+          <w:noProof w:val="0"/>
+          <w:lang w:val="lt-LT"/>
+        </w:rPr>
+        <w:t xml:space="preserve"> </w:t>
+      </w:r>
+      <w:r>
+        <w:rPr>
+          <w:b w:val="0"/>
+          <w:bCs w:val="0"/>
+          <w:noProof w:val="0"/>
+          <w:lang w:val="lt-LT"/>
+        </w:rPr>
+        <w:t>laikotarpiu</w:t>
+      </w:r>
+      <w:r>
+        <w:rPr>
+          <w:b w:val="0"/>
+          <w:bCs w:val="0"/>
+          <w:noProof w:val="0"/>
+          <w:lang w:val="lt-LT"/>
+        </w:rPr>
+        <w:t xml:space="preserve"> </w:t>
+      </w:r>
+      <w:r>
+        <w:rPr>
+          <w:b w:val="0"/>
+          <w:bCs w:val="0"/>
+          <w:noProof w:val="0"/>
+          <w:lang w:val="lt-LT"/>
+        </w:rPr>
+        <w:t>turėjome</w:t>
+      </w:r>
+      <w:r>
+        <w:rPr>
+          <w:b w:val="0"/>
+          <w:bCs w:val="0"/>
+          <w:noProof w:val="0"/>
+          <w:lang w:val="lt-LT"/>
+        </w:rPr>
+        <w:t xml:space="preserve"> tris </w:t>
+      </w:r>
+      <w:r>
+        <w:rPr>
+          <w:b w:val="0"/>
+          <w:bCs w:val="0"/>
+          <w:noProof w:val="0"/>
+          <w:lang w:val="lt-LT"/>
+        </w:rPr>
+        <w:t>atskirus</w:t>
+      </w:r>
+      <w:r>
+        <w:rPr>
+          <w:b w:val="0"/>
+          <w:bCs w:val="0"/>
+          <w:noProof w:val="0"/>
+          <w:lang w:val="lt-LT"/>
+        </w:rPr>
+        <w:t xml:space="preserve"> </w:t>
+      </w:r>
+      <w:r>
+        <w:rPr>
+          <w:b w:val="0"/>
+          <w:bCs w:val="0"/>
+          <w:noProof w:val="0"/>
+          <w:lang w:val="lt-LT"/>
+        </w:rPr>
+        <w:t>susitikimus</w:t>
+      </w:r>
+      <w:r>
+        <w:rPr>
+          <w:b w:val="0"/>
+          <w:bCs w:val="0"/>
+          <w:noProof w:val="0"/>
+          <w:lang w:val="lt-LT"/>
+        </w:rPr>
+        <w:t xml:space="preserve"> </w:t>
+      </w:r>
+      <w:r>
+        <w:rPr>
+          <w:b w:val="0"/>
+          <w:bCs w:val="0"/>
           <w:noProof w:val="0"/>
           <w:lang w:val="lt-LT"/>
         </w:rPr>
@@ -2469,131 +2558,944 @@
       </w:r>
       <w:r>
         <w:rPr>
-          <w:noProof w:val="0"/>
-          <w:lang w:val="lt-LT"/>
-        </w:rPr>
-        <w:t xml:space="preserve"> </w:t>
-      </w:r>
-      <w:r>
-        <w:rPr>
-          <w:noProof w:val="0"/>
-          <w:lang w:val="lt-LT"/>
-        </w:rPr>
-        <w:t>tvarumu</w:t>
-      </w:r>
-      <w:r>
-        <w:rPr>
-          <w:noProof w:val="0"/>
-          <w:lang w:val="lt-LT"/>
-        </w:rPr>
-        <w:t xml:space="preserve"> </w:t>
-      </w:r>
-      <w:r>
-        <w:rPr>
-          <w:noProof w:val="0"/>
-          <w:lang w:val="lt-LT"/>
-        </w:rPr>
-        <w:t>buvo</w:t>
-      </w:r>
-      <w:r>
-        <w:rPr>
-          <w:noProof w:val="0"/>
-          <w:lang w:val="lt-LT"/>
-        </w:rPr>
-        <w:t xml:space="preserve"> </w:t>
-      </w:r>
-      <w:r>
-        <w:rPr>
-          <w:noProof w:val="0"/>
-          <w:lang w:val="lt-LT"/>
-        </w:rPr>
-        <w:t>pasidalinant</w:t>
-      </w:r>
-      <w:r>
-        <w:rPr>
-          <w:noProof w:val="0"/>
-          <w:lang w:val="lt-LT"/>
-        </w:rPr>
-        <w:t xml:space="preserve"> patirtimis?</w:t>
-      </w:r>
-      <w:commentRangeEnd w:id="189337591"/>
-      <w:r>
-        <w:rPr>
-          <w:rStyle w:val="CommentReference"/>
-        </w:rPr>
-        <w:commentReference w:id="189337591"/>
-      </w:r>
-      <w:commentRangeEnd w:id="787860126"/>
-      <w:r>
-        <w:rPr>
-          <w:rStyle w:val="CommentReference"/>
-        </w:rPr>
-        <w:commentReference w:id="787860126"/>
-      </w:r>
-      <w:commentRangeEnd w:id="1244048919"/>
-      <w:r>
-        <w:rPr>
-          <w:rStyle w:val="CommentReference"/>
-        </w:rPr>
-        <w:commentReference w:id="1244048919"/>
+          <w:b w:val="0"/>
+          <w:bCs w:val="0"/>
+          <w:noProof w:val="0"/>
+          <w:lang w:val="lt-LT"/>
+        </w:rPr>
+        <w:t xml:space="preserve"> VJOSAS </w:t>
+      </w:r>
+      <w:r>
+        <w:rPr>
+          <w:b w:val="0"/>
+          <w:bCs w:val="0"/>
+          <w:noProof w:val="0"/>
+          <w:lang w:val="lt-LT"/>
+        </w:rPr>
+        <w:t>atstovais</w:t>
+      </w:r>
+      <w:r>
+        <w:rPr>
+          <w:b w:val="0"/>
+          <w:bCs w:val="0"/>
+          <w:noProof w:val="0"/>
+          <w:lang w:val="lt-LT"/>
+        </w:rPr>
+        <w:t xml:space="preserve"> (-</w:t>
+      </w:r>
+      <w:r>
+        <w:rPr>
+          <w:b w:val="0"/>
+          <w:bCs w:val="0"/>
+          <w:noProof w:val="0"/>
+          <w:lang w:val="lt-LT"/>
+        </w:rPr>
+        <w:t>ėmis</w:t>
+      </w:r>
+      <w:r>
+        <w:rPr>
+          <w:b w:val="0"/>
+          <w:bCs w:val="0"/>
+          <w:noProof w:val="0"/>
+          <w:lang w:val="lt-LT"/>
+        </w:rPr>
+        <w:t xml:space="preserve">). </w:t>
+      </w:r>
+      <w:r>
+        <w:rPr>
+          <w:b w:val="0"/>
+          <w:bCs w:val="0"/>
+          <w:noProof w:val="0"/>
+          <w:lang w:val="lt-LT"/>
+        </w:rPr>
+        <w:t>Susitikimų</w:t>
+      </w:r>
+      <w:r>
+        <w:rPr>
+          <w:b w:val="0"/>
+          <w:bCs w:val="0"/>
+          <w:noProof w:val="0"/>
+          <w:lang w:val="lt-LT"/>
+        </w:rPr>
+        <w:t xml:space="preserve"> </w:t>
+      </w:r>
+      <w:r>
+        <w:rPr>
+          <w:b w:val="0"/>
+          <w:bCs w:val="0"/>
+          <w:noProof w:val="0"/>
+          <w:lang w:val="lt-LT"/>
+        </w:rPr>
+        <w:t>metu</w:t>
+      </w:r>
+      <w:r>
+        <w:rPr>
+          <w:b w:val="0"/>
+          <w:bCs w:val="0"/>
+          <w:noProof w:val="0"/>
+          <w:lang w:val="lt-LT"/>
+        </w:rPr>
+        <w:t xml:space="preserve"> </w:t>
+      </w:r>
+      <w:r>
+        <w:rPr>
+          <w:b w:val="0"/>
+          <w:bCs w:val="0"/>
+          <w:noProof w:val="0"/>
+          <w:lang w:val="lt-LT"/>
+        </w:rPr>
+        <w:t>dalinomės</w:t>
+      </w:r>
+      <w:r>
+        <w:rPr>
+          <w:b w:val="0"/>
+          <w:bCs w:val="0"/>
+          <w:noProof w:val="0"/>
+          <w:lang w:val="lt-LT"/>
+        </w:rPr>
+        <w:t xml:space="preserve"> </w:t>
+      </w:r>
+      <w:r>
+        <w:rPr>
+          <w:b w:val="0"/>
+          <w:bCs w:val="0"/>
+          <w:noProof w:val="0"/>
+          <w:lang w:val="lt-LT"/>
+        </w:rPr>
+        <w:t>lūkesčiais</w:t>
+      </w:r>
+      <w:r>
+        <w:rPr>
+          <w:b w:val="0"/>
+          <w:bCs w:val="0"/>
+          <w:noProof w:val="0"/>
+          <w:lang w:val="lt-LT"/>
+        </w:rPr>
+        <w:t xml:space="preserve"> </w:t>
+      </w:r>
+      <w:r>
+        <w:rPr>
+          <w:b w:val="0"/>
+          <w:bCs w:val="0"/>
+          <w:noProof w:val="0"/>
+          <w:lang w:val="lt-LT"/>
+        </w:rPr>
+        <w:t>jaunimo</w:t>
+      </w:r>
+      <w:r>
+        <w:rPr>
+          <w:b w:val="0"/>
+          <w:bCs w:val="0"/>
+          <w:noProof w:val="0"/>
+          <w:lang w:val="lt-LT"/>
+        </w:rPr>
+        <w:t xml:space="preserve"> </w:t>
+      </w:r>
+      <w:r>
+        <w:rPr>
+          <w:b w:val="0"/>
+          <w:bCs w:val="0"/>
+          <w:noProof w:val="0"/>
+          <w:lang w:val="lt-LT"/>
+        </w:rPr>
+        <w:t>organizacijas</w:t>
+      </w:r>
+      <w:r>
+        <w:rPr>
+          <w:b w:val="0"/>
+          <w:bCs w:val="0"/>
+          <w:noProof w:val="0"/>
+          <w:lang w:val="lt-LT"/>
+        </w:rPr>
+        <w:t xml:space="preserve"> </w:t>
+      </w:r>
+      <w:r>
+        <w:rPr>
+          <w:b w:val="0"/>
+          <w:bCs w:val="0"/>
+          <w:noProof w:val="0"/>
+          <w:lang w:val="lt-LT"/>
+        </w:rPr>
+        <w:t>vienijančiai</w:t>
+      </w:r>
+      <w:r>
+        <w:rPr>
+          <w:b w:val="0"/>
+          <w:bCs w:val="0"/>
+          <w:noProof w:val="0"/>
+          <w:lang w:val="lt-LT"/>
+        </w:rPr>
+        <w:t xml:space="preserve"> </w:t>
+      </w:r>
+      <w:r>
+        <w:rPr>
+          <w:b w:val="0"/>
+          <w:bCs w:val="0"/>
+          <w:noProof w:val="0"/>
+          <w:lang w:val="lt-LT"/>
+        </w:rPr>
+        <w:t>organizacijai</w:t>
+      </w:r>
+      <w:r>
+        <w:rPr>
+          <w:b w:val="0"/>
+          <w:bCs w:val="0"/>
+          <w:noProof w:val="0"/>
+          <w:lang w:val="lt-LT"/>
+        </w:rPr>
+        <w:t xml:space="preserve"> </w:t>
+      </w:r>
+      <w:r>
+        <w:rPr>
+          <w:b w:val="0"/>
+          <w:bCs w:val="0"/>
+          <w:noProof w:val="0"/>
+          <w:lang w:val="lt-LT"/>
+        </w:rPr>
+        <w:t>ir</w:t>
+      </w:r>
+      <w:r>
+        <w:rPr>
+          <w:b w:val="0"/>
+          <w:bCs w:val="0"/>
+          <w:noProof w:val="0"/>
+          <w:lang w:val="lt-LT"/>
+        </w:rPr>
+        <w:t xml:space="preserve"> </w:t>
+      </w:r>
+      <w:r>
+        <w:rPr>
+          <w:b w:val="0"/>
+          <w:bCs w:val="0"/>
+          <w:noProof w:val="0"/>
+          <w:lang w:val="lt-LT"/>
+        </w:rPr>
+        <w:t>jos</w:t>
+      </w:r>
+      <w:r>
+        <w:rPr>
+          <w:b w:val="0"/>
+          <w:bCs w:val="0"/>
+          <w:noProof w:val="0"/>
+          <w:lang w:val="lt-LT"/>
+        </w:rPr>
+        <w:t xml:space="preserve"> </w:t>
+      </w:r>
+      <w:r>
+        <w:rPr>
+          <w:b w:val="0"/>
+          <w:bCs w:val="0"/>
+          <w:noProof w:val="0"/>
+          <w:lang w:val="lt-LT"/>
+        </w:rPr>
+        <w:t>veikloms</w:t>
+      </w:r>
+      <w:r>
+        <w:rPr>
+          <w:b w:val="0"/>
+          <w:bCs w:val="0"/>
+          <w:noProof w:val="0"/>
+          <w:lang w:val="lt-LT"/>
+        </w:rPr>
+        <w:t xml:space="preserve">, </w:t>
+      </w:r>
+      <w:r>
+        <w:rPr>
+          <w:b w:val="0"/>
+          <w:bCs w:val="0"/>
+          <w:noProof w:val="0"/>
+          <w:lang w:val="lt-LT"/>
+        </w:rPr>
+        <w:t>išsakėme</w:t>
+      </w:r>
+      <w:r>
+        <w:rPr>
+          <w:b w:val="0"/>
+          <w:bCs w:val="0"/>
+          <w:noProof w:val="0"/>
+          <w:lang w:val="lt-LT"/>
+        </w:rPr>
+        <w:t xml:space="preserve"> </w:t>
+      </w:r>
+      <w:r>
+        <w:rPr>
+          <w:b w:val="0"/>
+          <w:bCs w:val="0"/>
+          <w:noProof w:val="0"/>
+          <w:lang w:val="lt-LT"/>
+        </w:rPr>
+        <w:t>spręstinus</w:t>
+      </w:r>
+      <w:r>
+        <w:rPr>
+          <w:b w:val="0"/>
+          <w:bCs w:val="0"/>
+          <w:noProof w:val="0"/>
+          <w:lang w:val="lt-LT"/>
+        </w:rPr>
+        <w:t xml:space="preserve"> </w:t>
+      </w:r>
+      <w:r>
+        <w:rPr>
+          <w:b w:val="0"/>
+          <w:bCs w:val="0"/>
+          <w:noProof w:val="0"/>
+          <w:lang w:val="lt-LT"/>
+        </w:rPr>
+        <w:t>klausimus</w:t>
+      </w:r>
+      <w:r>
+        <w:rPr>
+          <w:b w:val="0"/>
+          <w:bCs w:val="0"/>
+          <w:noProof w:val="0"/>
+          <w:lang w:val="lt-LT"/>
+        </w:rPr>
+        <w:t xml:space="preserve">, </w:t>
+      </w:r>
+      <w:r>
+        <w:rPr>
+          <w:b w:val="0"/>
+          <w:bCs w:val="0"/>
+          <w:noProof w:val="0"/>
+          <w:lang w:val="lt-LT"/>
+        </w:rPr>
+        <w:t>susijusius</w:t>
+      </w:r>
+      <w:r>
+        <w:rPr>
+          <w:b w:val="0"/>
+          <w:bCs w:val="0"/>
+          <w:noProof w:val="0"/>
+          <w:lang w:val="lt-LT"/>
+        </w:rPr>
+        <w:t xml:space="preserve"> </w:t>
+      </w:r>
+      <w:r>
+        <w:rPr>
+          <w:b w:val="0"/>
+          <w:bCs w:val="0"/>
+          <w:noProof w:val="0"/>
+          <w:lang w:val="lt-LT"/>
+        </w:rPr>
+        <w:t>su</w:t>
+      </w:r>
+      <w:r>
+        <w:rPr>
+          <w:b w:val="0"/>
+          <w:bCs w:val="0"/>
+          <w:noProof w:val="0"/>
+          <w:lang w:val="lt-LT"/>
+        </w:rPr>
+        <w:t xml:space="preserve"> Vilniaus </w:t>
+      </w:r>
+      <w:r>
+        <w:rPr>
+          <w:b w:val="0"/>
+          <w:bCs w:val="0"/>
+          <w:noProof w:val="0"/>
+          <w:lang w:val="lt-LT"/>
+        </w:rPr>
+        <w:t>miestu</w:t>
+      </w:r>
+      <w:r>
+        <w:rPr>
+          <w:b w:val="0"/>
+          <w:bCs w:val="0"/>
+          <w:noProof w:val="0"/>
+          <w:lang w:val="lt-LT"/>
+        </w:rPr>
+        <w:t>, tokius</w:t>
+      </w:r>
+      <w:r>
+        <w:rPr>
+          <w:b w:val="0"/>
+          <w:bCs w:val="0"/>
+          <w:noProof w:val="0"/>
+          <w:lang w:val="lt-LT"/>
+        </w:rPr>
+        <w:t xml:space="preserve"> </w:t>
+      </w:r>
+      <w:r>
+        <w:rPr>
+          <w:b w:val="0"/>
+          <w:bCs w:val="0"/>
+          <w:noProof w:val="0"/>
+          <w:lang w:val="lt-LT"/>
+        </w:rPr>
+        <w:t>kaip</w:t>
+      </w:r>
+      <w:r>
+        <w:rPr>
+          <w:b w:val="0"/>
+          <w:bCs w:val="0"/>
+          <w:noProof w:val="0"/>
+          <w:lang w:val="lt-LT"/>
+        </w:rPr>
+        <w:t xml:space="preserve"> </w:t>
+      </w:r>
+      <w:r>
+        <w:rPr>
+          <w:b w:val="0"/>
+          <w:bCs w:val="0"/>
+          <w:noProof w:val="0"/>
+          <w:lang w:val="lt-LT"/>
+        </w:rPr>
+        <w:t>viešojo</w:t>
+      </w:r>
+      <w:r>
+        <w:rPr>
+          <w:b w:val="0"/>
+          <w:bCs w:val="0"/>
+          <w:noProof w:val="0"/>
+          <w:lang w:val="lt-LT"/>
+        </w:rPr>
+        <w:t xml:space="preserve"> </w:t>
+      </w:r>
+      <w:r>
+        <w:rPr>
+          <w:b w:val="0"/>
+          <w:bCs w:val="0"/>
+          <w:noProof w:val="0"/>
+          <w:lang w:val="lt-LT"/>
+        </w:rPr>
+        <w:t>transporto</w:t>
+      </w:r>
+      <w:r>
+        <w:rPr>
+          <w:b w:val="0"/>
+          <w:bCs w:val="0"/>
+          <w:noProof w:val="0"/>
+          <w:lang w:val="lt-LT"/>
+        </w:rPr>
+        <w:t xml:space="preserve"> </w:t>
+      </w:r>
+      <w:r>
+        <w:rPr>
+          <w:b w:val="0"/>
+          <w:bCs w:val="0"/>
+          <w:noProof w:val="0"/>
+          <w:lang w:val="lt-LT"/>
+        </w:rPr>
+        <w:t>susisiekimas</w:t>
+      </w:r>
+      <w:r>
+        <w:rPr>
+          <w:b w:val="0"/>
+          <w:bCs w:val="0"/>
+          <w:noProof w:val="0"/>
+          <w:lang w:val="lt-LT"/>
+        </w:rPr>
+        <w:t xml:space="preserve">, </w:t>
+      </w:r>
+      <w:r>
+        <w:rPr>
+          <w:b w:val="0"/>
+          <w:bCs w:val="0"/>
+          <w:noProof w:val="0"/>
+          <w:lang w:val="lt-LT"/>
+        </w:rPr>
+        <w:t>dviračių</w:t>
+      </w:r>
+      <w:r>
+        <w:rPr>
+          <w:b w:val="0"/>
+          <w:bCs w:val="0"/>
+          <w:noProof w:val="0"/>
+          <w:lang w:val="lt-LT"/>
+        </w:rPr>
+        <w:t xml:space="preserve"> </w:t>
+      </w:r>
+      <w:r>
+        <w:rPr>
+          <w:b w:val="0"/>
+          <w:bCs w:val="0"/>
+          <w:noProof w:val="0"/>
+          <w:lang w:val="lt-LT"/>
+        </w:rPr>
+        <w:t>infrastruktūra</w:t>
+      </w:r>
+      <w:r>
+        <w:rPr>
+          <w:b w:val="0"/>
+          <w:bCs w:val="0"/>
+          <w:noProof w:val="0"/>
+          <w:lang w:val="lt-LT"/>
+        </w:rPr>
+        <w:t xml:space="preserve">, </w:t>
+      </w:r>
+      <w:r>
+        <w:rPr>
+          <w:b w:val="0"/>
+          <w:bCs w:val="0"/>
+          <w:noProof w:val="0"/>
+          <w:lang w:val="lt-LT"/>
+        </w:rPr>
+        <w:t>būsto</w:t>
+      </w:r>
+      <w:r>
+        <w:rPr>
+          <w:b w:val="0"/>
+          <w:bCs w:val="0"/>
+          <w:noProof w:val="0"/>
+          <w:lang w:val="lt-LT"/>
+        </w:rPr>
+        <w:t xml:space="preserve"> </w:t>
+      </w:r>
+      <w:r>
+        <w:rPr>
+          <w:b w:val="0"/>
+          <w:bCs w:val="0"/>
+          <w:noProof w:val="0"/>
+          <w:lang w:val="lt-LT"/>
+        </w:rPr>
+        <w:t>nuomos</w:t>
+      </w:r>
+      <w:r>
+        <w:rPr>
+          <w:b w:val="0"/>
+          <w:bCs w:val="0"/>
+          <w:noProof w:val="0"/>
+          <w:lang w:val="lt-LT"/>
+        </w:rPr>
+        <w:t xml:space="preserve"> </w:t>
+      </w:r>
+      <w:r>
+        <w:rPr>
+          <w:b w:val="0"/>
+          <w:bCs w:val="0"/>
+          <w:noProof w:val="0"/>
+          <w:lang w:val="lt-LT"/>
+        </w:rPr>
+        <w:t>kainų</w:t>
+      </w:r>
+      <w:r>
+        <w:rPr>
+          <w:b w:val="0"/>
+          <w:bCs w:val="0"/>
+          <w:noProof w:val="0"/>
+          <w:lang w:val="lt-LT"/>
+        </w:rPr>
+        <w:t xml:space="preserve"> </w:t>
+      </w:r>
+      <w:r>
+        <w:rPr>
+          <w:b w:val="0"/>
+          <w:bCs w:val="0"/>
+          <w:noProof w:val="0"/>
+          <w:lang w:val="lt-LT"/>
+        </w:rPr>
+        <w:t>kompensacija</w:t>
+      </w:r>
+      <w:r>
+        <w:rPr>
+          <w:b w:val="0"/>
+          <w:bCs w:val="0"/>
+          <w:noProof w:val="0"/>
+          <w:lang w:val="lt-LT"/>
+        </w:rPr>
+        <w:t xml:space="preserve">, tarptautinių studentų (-čių) integracija ir kt. </w:t>
       </w:r>
     </w:p>
     <w:p>
       <w:pPr>
         <w:pStyle w:val="Normal"/>
         <w:rPr>
-          <w:noProof w:val="0"/>
-          <w:lang w:val="lt-LT"/>
-        </w:rPr>
-      </w:pPr>
-      <w:commentRangeStart w:id="834978504"/>
-      <w:r>
-        <w:rPr>
-          <w:noProof w:val="0"/>
-          <w:lang w:val="lt-LT"/>
-        </w:rPr>
-        <w:t>Kažkas dėl kuratorių buvo?</w:t>
-      </w:r>
-      <w:commentRangeEnd w:id="834978504"/>
-      <w:r>
-        <w:rPr>
-          <w:rStyle w:val="CommentReference"/>
-        </w:rPr>
-        <w:commentReference w:id="834978504"/>
+          <w:b w:val="0"/>
+          <w:bCs w:val="0"/>
+          <w:noProof w:val="0"/>
+          <w:lang w:val="lt-LT"/>
+        </w:rPr>
+      </w:pPr>
+      <w:r>
+        <w:rPr>
+          <w:b w:val="0"/>
+          <w:bCs w:val="0"/>
+          <w:noProof w:val="0"/>
+          <w:lang w:val="lt-LT"/>
+        </w:rPr>
+        <w:t xml:space="preserve">Taip pat </w:t>
+      </w:r>
+      <w:r>
+        <w:rPr>
+          <w:b w:val="0"/>
+          <w:bCs w:val="0"/>
+          <w:noProof w:val="0"/>
+          <w:lang w:val="lt-LT"/>
+        </w:rPr>
+        <w:t>dalyvavome</w:t>
+      </w:r>
+      <w:r>
+        <w:rPr>
+          <w:b w:val="0"/>
+          <w:bCs w:val="0"/>
+          <w:noProof w:val="0"/>
+          <w:lang w:val="lt-LT"/>
+        </w:rPr>
+        <w:t xml:space="preserve"> VJOSAS </w:t>
+      </w:r>
+      <w:r>
+        <w:rPr>
+          <w:b w:val="0"/>
+          <w:bCs w:val="0"/>
+          <w:noProof w:val="0"/>
+          <w:lang w:val="lt-LT"/>
+        </w:rPr>
+        <w:t>organizuojamuose</w:t>
+      </w:r>
+      <w:r>
+        <w:rPr>
+          <w:b w:val="0"/>
+          <w:bCs w:val="0"/>
+          <w:noProof w:val="0"/>
+          <w:lang w:val="lt-LT"/>
+        </w:rPr>
+        <w:t xml:space="preserve"> </w:t>
+      </w:r>
+      <w:r>
+        <w:rPr>
+          <w:b w:val="0"/>
+          <w:bCs w:val="0"/>
+          <w:noProof w:val="0"/>
+          <w:lang w:val="lt-LT"/>
+        </w:rPr>
+        <w:t>vadovų</w:t>
+      </w:r>
+      <w:r>
+        <w:rPr>
+          <w:b w:val="0"/>
+          <w:bCs w:val="0"/>
+          <w:noProof w:val="0"/>
+          <w:lang w:val="lt-LT"/>
+        </w:rPr>
+        <w:t xml:space="preserve"> </w:t>
+      </w:r>
+      <w:r>
+        <w:rPr>
+          <w:b w:val="0"/>
+          <w:bCs w:val="0"/>
+          <w:noProof w:val="0"/>
+          <w:lang w:val="lt-LT"/>
+        </w:rPr>
+        <w:t>klubuose</w:t>
+      </w:r>
+      <w:r>
+        <w:rPr>
+          <w:b w:val="0"/>
+          <w:bCs w:val="0"/>
+          <w:noProof w:val="0"/>
+          <w:lang w:val="lt-LT"/>
+        </w:rPr>
+        <w:t xml:space="preserve"> </w:t>
+      </w:r>
+      <w:r>
+        <w:rPr>
+          <w:b w:val="0"/>
+          <w:bCs w:val="0"/>
+          <w:noProof w:val="0"/>
+          <w:lang w:val="lt-LT"/>
+        </w:rPr>
+        <w:t>bei</w:t>
+      </w:r>
+      <w:r>
+        <w:rPr>
+          <w:b w:val="0"/>
+          <w:bCs w:val="0"/>
+          <w:noProof w:val="0"/>
+          <w:lang w:val="lt-LT"/>
+        </w:rPr>
+        <w:t xml:space="preserve"> </w:t>
+      </w:r>
+      <w:r>
+        <w:rPr>
+          <w:b w:val="0"/>
+          <w:bCs w:val="0"/>
+          <w:noProof w:val="0"/>
+          <w:lang w:val="lt-LT"/>
+        </w:rPr>
+        <w:t>dvejose</w:t>
+      </w:r>
+      <w:r>
+        <w:rPr>
+          <w:b w:val="0"/>
+          <w:bCs w:val="0"/>
+          <w:noProof w:val="0"/>
+          <w:lang w:val="lt-LT"/>
+        </w:rPr>
+        <w:t xml:space="preserve"> </w:t>
+      </w:r>
+      <w:r>
+        <w:rPr>
+          <w:b w:val="0"/>
+          <w:bCs w:val="0"/>
+          <w:noProof w:val="0"/>
+          <w:lang w:val="lt-LT"/>
+        </w:rPr>
+        <w:t>Asamblėjose</w:t>
+      </w:r>
+      <w:r>
+        <w:rPr>
+          <w:b w:val="0"/>
+          <w:bCs w:val="0"/>
+          <w:noProof w:val="0"/>
+          <w:lang w:val="lt-LT"/>
+        </w:rPr>
+        <w:t xml:space="preserve">, </w:t>
+      </w:r>
+      <w:r>
+        <w:rPr>
+          <w:b w:val="0"/>
+          <w:bCs w:val="0"/>
+          <w:noProof w:val="0"/>
+          <w:lang w:val="lt-LT"/>
+        </w:rPr>
+        <w:t>kuriose</w:t>
+      </w:r>
+      <w:r>
+        <w:rPr>
+          <w:b w:val="0"/>
+          <w:bCs w:val="0"/>
+          <w:noProof w:val="0"/>
+          <w:lang w:val="lt-LT"/>
+        </w:rPr>
+        <w:t xml:space="preserve"> </w:t>
+      </w:r>
+      <w:r>
+        <w:rPr>
+          <w:b w:val="0"/>
+          <w:bCs w:val="0"/>
+          <w:noProof w:val="0"/>
+          <w:lang w:val="lt-LT"/>
+        </w:rPr>
+        <w:t>buvo</w:t>
+      </w:r>
+      <w:r>
+        <w:rPr>
+          <w:b w:val="0"/>
+          <w:bCs w:val="0"/>
+          <w:noProof w:val="0"/>
+          <w:lang w:val="lt-LT"/>
+        </w:rPr>
+        <w:t xml:space="preserve"> </w:t>
+      </w:r>
+      <w:r>
+        <w:rPr>
+          <w:b w:val="0"/>
+          <w:bCs w:val="0"/>
+          <w:noProof w:val="0"/>
+          <w:lang w:val="lt-LT"/>
+        </w:rPr>
+        <w:t>tvirtinama</w:t>
+      </w:r>
+      <w:r>
+        <w:rPr>
+          <w:b w:val="0"/>
+          <w:bCs w:val="0"/>
+          <w:noProof w:val="0"/>
+          <w:lang w:val="lt-LT"/>
+        </w:rPr>
+        <w:t xml:space="preserve"> </w:t>
+      </w:r>
+      <w:r>
+        <w:rPr>
+          <w:b w:val="0"/>
+          <w:bCs w:val="0"/>
+          <w:noProof w:val="0"/>
+          <w:lang w:val="lt-LT"/>
+        </w:rPr>
+        <w:t>organizacijos</w:t>
+      </w:r>
+      <w:r>
+        <w:rPr>
+          <w:b w:val="0"/>
+          <w:bCs w:val="0"/>
+          <w:noProof w:val="0"/>
+          <w:lang w:val="lt-LT"/>
+        </w:rPr>
+        <w:t xml:space="preserve"> </w:t>
+      </w:r>
+      <w:r>
+        <w:rPr>
+          <w:b w:val="0"/>
+          <w:bCs w:val="0"/>
+          <w:noProof w:val="0"/>
+          <w:lang w:val="lt-LT"/>
+        </w:rPr>
+        <w:t>metinė</w:t>
+      </w:r>
+      <w:r>
+        <w:rPr>
+          <w:b w:val="0"/>
+          <w:bCs w:val="0"/>
+          <w:noProof w:val="0"/>
+          <w:lang w:val="lt-LT"/>
+        </w:rPr>
+        <w:t xml:space="preserve"> </w:t>
+      </w:r>
+      <w:r>
+        <w:rPr>
+          <w:b w:val="0"/>
+          <w:bCs w:val="0"/>
+          <w:noProof w:val="0"/>
+          <w:lang w:val="lt-LT"/>
+        </w:rPr>
+        <w:t>veiklos</w:t>
+      </w:r>
+      <w:r>
+        <w:rPr>
+          <w:b w:val="0"/>
+          <w:bCs w:val="0"/>
+          <w:noProof w:val="0"/>
+          <w:lang w:val="lt-LT"/>
+        </w:rPr>
+        <w:t xml:space="preserve"> </w:t>
+      </w:r>
+      <w:r>
+        <w:rPr>
+          <w:b w:val="0"/>
+          <w:bCs w:val="0"/>
+          <w:noProof w:val="0"/>
+          <w:lang w:val="lt-LT"/>
+        </w:rPr>
+        <w:t>ir</w:t>
+      </w:r>
+      <w:r>
+        <w:rPr>
+          <w:b w:val="0"/>
+          <w:bCs w:val="0"/>
+          <w:noProof w:val="0"/>
+          <w:lang w:val="lt-LT"/>
+        </w:rPr>
+        <w:t xml:space="preserve"> </w:t>
+      </w:r>
+      <w:r>
+        <w:rPr>
+          <w:b w:val="0"/>
+          <w:bCs w:val="0"/>
+          <w:noProof w:val="0"/>
+          <w:lang w:val="lt-LT"/>
+        </w:rPr>
+        <w:t>finansinė</w:t>
+      </w:r>
+      <w:r>
+        <w:rPr>
+          <w:b w:val="0"/>
+          <w:bCs w:val="0"/>
+          <w:noProof w:val="0"/>
+          <w:lang w:val="lt-LT"/>
+        </w:rPr>
+        <w:t>s</w:t>
+      </w:r>
+      <w:r>
+        <w:rPr>
+          <w:b w:val="0"/>
+          <w:bCs w:val="0"/>
+          <w:noProof w:val="0"/>
+          <w:lang w:val="lt-LT"/>
+        </w:rPr>
+        <w:t xml:space="preserve"> </w:t>
+      </w:r>
+      <w:r>
+        <w:rPr>
+          <w:b w:val="0"/>
+          <w:bCs w:val="0"/>
+          <w:noProof w:val="0"/>
+          <w:lang w:val="lt-LT"/>
+        </w:rPr>
+        <w:t>ataskaitos</w:t>
+      </w:r>
+      <w:r>
+        <w:rPr>
+          <w:b w:val="0"/>
+          <w:bCs w:val="0"/>
+          <w:noProof w:val="0"/>
+          <w:lang w:val="lt-LT"/>
+        </w:rPr>
+        <w:t xml:space="preserve">, </w:t>
+      </w:r>
+      <w:r>
+        <w:rPr>
+          <w:b w:val="0"/>
+          <w:bCs w:val="0"/>
+          <w:noProof w:val="0"/>
+          <w:lang w:val="lt-LT"/>
+        </w:rPr>
+        <w:t>renkami</w:t>
+      </w:r>
+      <w:r>
+        <w:rPr>
+          <w:b w:val="0"/>
+          <w:bCs w:val="0"/>
+          <w:noProof w:val="0"/>
+          <w:lang w:val="lt-LT"/>
+        </w:rPr>
+        <w:t xml:space="preserve"> </w:t>
+      </w:r>
+      <w:r>
+        <w:rPr>
+          <w:b w:val="0"/>
+          <w:bCs w:val="0"/>
+          <w:noProof w:val="0"/>
+          <w:lang w:val="lt-LT"/>
+        </w:rPr>
+        <w:t>atstovai (-ės)</w:t>
+      </w:r>
+      <w:r>
+        <w:rPr>
+          <w:b w:val="0"/>
+          <w:bCs w:val="0"/>
+          <w:noProof w:val="0"/>
+          <w:lang w:val="lt-LT"/>
+        </w:rPr>
+        <w:t xml:space="preserve"> į </w:t>
+      </w:r>
+      <w:r>
+        <w:rPr>
+          <w:b w:val="0"/>
+          <w:bCs w:val="0"/>
+          <w:noProof w:val="0"/>
+          <w:lang w:val="lt-LT"/>
+        </w:rPr>
+        <w:t>skirtingus</w:t>
+      </w:r>
+      <w:r>
+        <w:rPr>
+          <w:b w:val="0"/>
+          <w:bCs w:val="0"/>
+          <w:noProof w:val="0"/>
+          <w:lang w:val="lt-LT"/>
+        </w:rPr>
+        <w:t xml:space="preserve"> </w:t>
+      </w:r>
+      <w:r>
+        <w:rPr>
+          <w:b w:val="0"/>
+          <w:bCs w:val="0"/>
+          <w:noProof w:val="0"/>
+          <w:lang w:val="lt-LT"/>
+        </w:rPr>
+        <w:t>valdymo</w:t>
+      </w:r>
+      <w:r>
+        <w:rPr>
+          <w:b w:val="0"/>
+          <w:bCs w:val="0"/>
+          <w:noProof w:val="0"/>
+          <w:lang w:val="lt-LT"/>
+        </w:rPr>
+        <w:t xml:space="preserve"> organus. </w:t>
       </w:r>
     </w:p>
     <w:p>
       <w:pPr>
-        <w:pStyle w:val="Normal"/>
-        <w:suppressLineNumbers w:val="0"/>
-        <w:bidi w:val="0"/>
-        <w:spacing w:before="0" w:beforeAutospacing="off" w:after="160" w:afterAutospacing="off" w:line="279" w:lineRule="auto"/>
-        <w:ind w:left="0" w:right="0"/>
-        <w:jc w:val="left"/>
-        <w:rPr>
-          <w:noProof w:val="0"/>
-          <w:lang w:val="lt-LT"/>
-        </w:rPr>
-      </w:pPr>
-      <w:commentRangeStart w:id="1327182337"/>
-      <w:r>
-        <w:rPr>
-          <w:noProof w:val="0"/>
-          <w:lang w:val="lt-LT"/>
-        </w:rPr>
-        <w:t>VDU SA mokymai?</w:t>
-      </w:r>
-      <w:commentRangeEnd w:id="1327182337"/>
-      <w:r>
-        <w:rPr>
-          <w:rStyle w:val="CommentReference"/>
-        </w:rPr>
-        <w:commentReference w:id="1327182337"/>
-      </w:r>
+        <w:rPr>
+          <w:noProof w:val="0"/>
+          <w:lang w:val="lt-LT"/>
+        </w:rPr>
+      </w:pPr>
     </w:p>
     <w:p>
       <w:pPr>
-        <w:pStyle w:val="Normal"/>
         <w:rPr>
           <w:noProof w:val="0"/>
           <w:lang w:val="lt-LT"/>
@@ -2602,7 +3504,6 @@
     </w:p>
     <w:p>
       <w:pPr>
-        <w:pStyle w:val="Normal"/>
         <w:rPr>
           <w:noProof w:val="0"/>
           <w:lang w:val="lt-LT"/>
@@ -2611,16 +3512,21 @@
     </w:p>
     <w:p>
       <w:pPr>
-        <w:pStyle w:val="Normal"/>
-        <w:rPr>
-          <w:noProof w:val="0"/>
-          <w:lang w:val="lt-LT"/>
-        </w:rPr>
-      </w:pPr>
+        <w:rPr>
+          <w:noProof w:val="0"/>
+          <w:lang w:val="lt-LT"/>
+        </w:rPr>
+      </w:pPr>
+      <w:r>
+        <w:rPr>
+          <w:noProof w:val="0"/>
+          <w:lang w:val="lt-LT"/>
+        </w:rPr>
+        <w:t>[EN]</w:t>
+      </w:r>
     </w:p>
     <w:p>
       <w:pPr>
-        <w:pStyle w:val="Normal"/>
         <w:rPr>
           <w:noProof w:val="0"/>
           <w:lang w:val="lt-LT"/>
@@ -2643,7 +3549,7 @@
           <w:noProof w:val="0"/>
           <w:lang w:val="lt-LT"/>
         </w:rPr>
-        <w:t xml:space="preserve">Vilniaus </w:t>
+        <w:t xml:space="preserve">Lithuanian </w:t>
       </w:r>
       <w:r>
         <w:rPr>
@@ -2652,7 +3558,7 @@
           <w:noProof w:val="0"/>
           <w:lang w:val="lt-LT"/>
         </w:rPr>
-        <w:t>jaunimo</w:t>
+        <w:t>School</w:t>
       </w:r>
       <w:r>
         <w:rPr>
@@ -2670,7 +3576,7 @@
           <w:noProof w:val="0"/>
           <w:lang w:val="lt-LT"/>
         </w:rPr>
-        <w:t>organizacijų</w:t>
+        <w:t>Students</w:t>
       </w:r>
       <w:r>
         <w:rPr>
@@ -2679,7 +3585,7 @@
           <w:noProof w:val="0"/>
           <w:lang w:val="lt-LT"/>
         </w:rPr>
-        <w:t xml:space="preserve"> </w:t>
+        <w:t xml:space="preserve">' </w:t>
       </w:r>
       <w:r>
         <w:rPr>
@@ -2688,7 +3594,7 @@
           <w:noProof w:val="0"/>
           <w:lang w:val="lt-LT"/>
         </w:rPr>
-        <w:t>sąjunga</w:t>
+        <w:t>Union</w:t>
       </w:r>
       <w:r>
         <w:rPr>
@@ -2697,7 +3603,7 @@
           <w:noProof w:val="0"/>
           <w:lang w:val="lt-LT"/>
         </w:rPr>
-        <w:t xml:space="preserve"> </w:t>
+        <w:t xml:space="preserve"> (</w:t>
       </w:r>
       <w:r>
         <w:rPr>
@@ -2706,7 +3612,7 @@
           <w:noProof w:val="0"/>
           <w:lang w:val="lt-LT"/>
         </w:rPr>
-        <w:t>Apskritasis</w:t>
+        <w:t>LMS</w:t>
       </w:r>
       <w:r>
         <w:rPr>
@@ -2715,1094 +3621,1203 @@
           <w:noProof w:val="0"/>
           <w:lang w:val="lt-LT"/>
         </w:rPr>
-        <w:t xml:space="preserve"> </w:t>
-      </w:r>
-      <w:r>
+        <w:t xml:space="preserve">)  </w:t>
+      </w:r>
+    </w:p>
+    <w:p>
+      <w:pPr>
+        <w:pStyle w:val="Normal"/>
+      </w:pPr>
+      <w:r>
+        <w:rPr>
+          <w:noProof w:val="0"/>
+          <w:lang w:val="en-GB"/>
+        </w:rPr>
+        <w:t>Last</w:t>
+      </w:r>
+      <w:r>
+        <w:rPr>
+          <w:noProof w:val="0"/>
+          <w:lang w:val="en-GB"/>
+        </w:rPr>
+        <w:t xml:space="preserve"> </w:t>
+      </w:r>
+      <w:r>
+        <w:rPr>
+          <w:noProof w:val="0"/>
+          <w:lang w:val="en-GB"/>
+        </w:rPr>
+        <w:t>year</w:t>
+      </w:r>
+      <w:r>
+        <w:rPr>
+          <w:noProof w:val="0"/>
+          <w:lang w:val="en-GB"/>
+        </w:rPr>
+        <w:t xml:space="preserve">, </w:t>
+      </w:r>
+      <w:r>
+        <w:rPr>
+          <w:noProof w:val="0"/>
+          <w:lang w:val="en-GB"/>
+        </w:rPr>
+        <w:t>we</w:t>
+      </w:r>
+      <w:r>
+        <w:rPr>
+          <w:noProof w:val="0"/>
+          <w:lang w:val="en-GB"/>
+        </w:rPr>
+        <w:t xml:space="preserve"> </w:t>
+      </w:r>
+      <w:r>
+        <w:rPr>
+          <w:noProof w:val="0"/>
+          <w:lang w:val="en-GB"/>
+        </w:rPr>
+        <w:t>signed</w:t>
+      </w:r>
+      <w:r>
+        <w:rPr>
+          <w:noProof w:val="0"/>
+          <w:lang w:val="en-GB"/>
+        </w:rPr>
+        <w:t xml:space="preserve"> a </w:t>
+      </w:r>
+      <w:r>
+        <w:rPr>
+          <w:noProof w:val="0"/>
+          <w:lang w:val="en-GB"/>
+        </w:rPr>
+        <w:t>cooperation</w:t>
+      </w:r>
+      <w:r>
+        <w:rPr>
+          <w:noProof w:val="0"/>
+          <w:lang w:val="en-GB"/>
+        </w:rPr>
+        <w:t xml:space="preserve"> </w:t>
+      </w:r>
+      <w:r>
+        <w:rPr>
+          <w:noProof w:val="0"/>
+          <w:lang w:val="en-GB"/>
+        </w:rPr>
+        <w:t>agreement</w:t>
+      </w:r>
+      <w:r>
+        <w:rPr>
+          <w:noProof w:val="0"/>
+          <w:lang w:val="en-GB"/>
+        </w:rPr>
+        <w:t xml:space="preserve"> to </w:t>
+      </w:r>
+      <w:r>
+        <w:rPr>
+          <w:noProof w:val="0"/>
+          <w:lang w:val="en-GB"/>
+        </w:rPr>
+        <w:t>implement</w:t>
+      </w:r>
+      <w:r>
+        <w:rPr>
+          <w:noProof w:val="0"/>
+          <w:lang w:val="en-GB"/>
+        </w:rPr>
+        <w:t xml:space="preserve"> a </w:t>
+      </w:r>
+      <w:r>
+        <w:rPr>
+          <w:noProof w:val="0"/>
+          <w:lang w:val="en-GB"/>
+        </w:rPr>
+        <w:t>project</w:t>
+      </w:r>
+      <w:r>
+        <w:rPr>
+          <w:noProof w:val="0"/>
+          <w:lang w:val="en-GB"/>
+        </w:rPr>
+        <w:t xml:space="preserve"> </w:t>
+      </w:r>
+      <w:r>
+        <w:rPr>
+          <w:noProof w:val="0"/>
+          <w:lang w:val="en-GB"/>
+        </w:rPr>
+        <w:t>administered</w:t>
+      </w:r>
+      <w:r>
+        <w:rPr>
+          <w:noProof w:val="0"/>
+          <w:lang w:val="en-GB"/>
+        </w:rPr>
+        <w:t xml:space="preserve"> </w:t>
+      </w:r>
+      <w:r>
+        <w:rPr>
+          <w:noProof w:val="0"/>
+          <w:lang w:val="en-GB"/>
+        </w:rPr>
+        <w:t>by</w:t>
+      </w:r>
+      <w:r>
+        <w:rPr>
+          <w:noProof w:val="0"/>
+          <w:lang w:val="en-GB"/>
+        </w:rPr>
+        <w:t xml:space="preserve"> </w:t>
+      </w:r>
+      <w:r>
+        <w:rPr>
+          <w:noProof w:val="0"/>
+          <w:lang w:val="en-GB"/>
+        </w:rPr>
+        <w:t>the</w:t>
+      </w:r>
+      <w:r>
+        <w:rPr>
+          <w:noProof w:val="0"/>
+          <w:lang w:val="en-GB"/>
+        </w:rPr>
+        <w:t xml:space="preserve"> </w:t>
+      </w:r>
+      <w:r>
+        <w:rPr>
+          <w:noProof w:val="0"/>
+          <w:lang w:val="en-GB"/>
+        </w:rPr>
+        <w:t>State</w:t>
+      </w:r>
+      <w:r>
+        <w:rPr>
+          <w:noProof w:val="0"/>
+          <w:lang w:val="en-GB"/>
+        </w:rPr>
+        <w:t xml:space="preserve"> </w:t>
+      </w:r>
+      <w:r>
+        <w:rPr>
+          <w:noProof w:val="0"/>
+          <w:lang w:val="en-GB"/>
+        </w:rPr>
+        <w:t>Studies</w:t>
+      </w:r>
+      <w:r>
+        <w:rPr>
+          <w:noProof w:val="0"/>
+          <w:lang w:val="en-GB"/>
+        </w:rPr>
+        <w:t xml:space="preserve"> </w:t>
+      </w:r>
+      <w:r>
+        <w:rPr>
+          <w:noProof w:val="0"/>
+          <w:lang w:val="en-GB"/>
+        </w:rPr>
+        <w:t>Foundation</w:t>
+      </w:r>
+      <w:r>
+        <w:rPr>
+          <w:noProof w:val="0"/>
+          <w:lang w:val="en-GB"/>
+        </w:rPr>
+        <w:t xml:space="preserve"> </w:t>
+      </w:r>
+      <w:r>
+        <w:rPr>
+          <w:noProof w:val="0"/>
+          <w:lang w:val="en-GB"/>
+        </w:rPr>
+        <w:t>aimed</w:t>
+      </w:r>
+      <w:r>
+        <w:rPr>
+          <w:noProof w:val="0"/>
+          <w:lang w:val="en-GB"/>
+        </w:rPr>
+        <w:t xml:space="preserve"> at </w:t>
+      </w:r>
+      <w:r>
+        <w:rPr>
+          <w:noProof w:val="0"/>
+          <w:lang w:val="en-GB"/>
+        </w:rPr>
+        <w:t>developing</w:t>
+      </w:r>
+      <w:r>
+        <w:rPr>
+          <w:noProof w:val="0"/>
+          <w:lang w:val="en-GB"/>
+        </w:rPr>
+        <w:t xml:space="preserve"> </w:t>
+      </w:r>
+      <w:r>
+        <w:rPr>
+          <w:noProof w:val="0"/>
+          <w:lang w:val="en-GB"/>
+        </w:rPr>
+        <w:t>the</w:t>
+      </w:r>
+      <w:r>
+        <w:rPr>
+          <w:noProof w:val="0"/>
+          <w:lang w:val="en-GB"/>
+        </w:rPr>
+        <w:t xml:space="preserve"> </w:t>
+      </w:r>
+      <w:r>
+        <w:rPr>
+          <w:noProof w:val="0"/>
+          <w:lang w:val="en-GB"/>
+        </w:rPr>
+        <w:t>social</w:t>
+      </w:r>
+      <w:r>
+        <w:rPr>
+          <w:noProof w:val="0"/>
+          <w:lang w:val="en-GB"/>
+        </w:rPr>
+        <w:t xml:space="preserve"> </w:t>
+      </w:r>
+      <w:r>
+        <w:rPr>
+          <w:noProof w:val="0"/>
+          <w:lang w:val="en-GB"/>
+        </w:rPr>
+        <w:t>dimension</w:t>
+      </w:r>
+      <w:r>
+        <w:rPr>
+          <w:noProof w:val="0"/>
+          <w:lang w:val="en-GB"/>
+        </w:rPr>
+        <w:t xml:space="preserve"> </w:t>
+      </w:r>
+      <w:r>
+        <w:rPr>
+          <w:noProof w:val="0"/>
+          <w:lang w:val="en-GB"/>
+        </w:rPr>
+        <w:t>in</w:t>
+      </w:r>
+      <w:r>
+        <w:rPr>
+          <w:noProof w:val="0"/>
+          <w:lang w:val="en-GB"/>
+        </w:rPr>
+        <w:t xml:space="preserve"> </w:t>
+      </w:r>
+      <w:r>
+        <w:rPr>
+          <w:noProof w:val="0"/>
+          <w:lang w:val="en-GB"/>
+        </w:rPr>
+        <w:t>higher</w:t>
+      </w:r>
+      <w:r>
+        <w:rPr>
+          <w:noProof w:val="0"/>
+          <w:lang w:val="en-GB"/>
+        </w:rPr>
+        <w:t xml:space="preserve"> </w:t>
+      </w:r>
+      <w:r>
+        <w:rPr>
+          <w:noProof w:val="0"/>
+          <w:lang w:val="en-GB"/>
+        </w:rPr>
+        <w:t>education</w:t>
+      </w:r>
+      <w:r>
+        <w:rPr>
+          <w:noProof w:val="0"/>
+          <w:lang w:val="en-GB"/>
+        </w:rPr>
+        <w:t>. L</w:t>
+      </w:r>
+      <w:r>
+        <w:rPr>
+          <w:noProof w:val="0"/>
+          <w:lang w:val="en-GB"/>
+        </w:rPr>
+        <w:t>MS</w:t>
+      </w:r>
+      <w:r>
+        <w:rPr>
+          <w:noProof w:val="0"/>
+          <w:lang w:val="en-GB"/>
+        </w:rPr>
+        <w:t xml:space="preserve"> </w:t>
+      </w:r>
+      <w:r>
+        <w:rPr>
+          <w:noProof w:val="0"/>
+          <w:lang w:val="en-GB"/>
+        </w:rPr>
+        <w:t>Board</w:t>
+      </w:r>
+      <w:r>
+        <w:rPr>
+          <w:noProof w:val="0"/>
+          <w:lang w:val="en-GB"/>
+        </w:rPr>
+        <w:t xml:space="preserve"> </w:t>
+      </w:r>
+      <w:r>
+        <w:rPr>
+          <w:noProof w:val="0"/>
+          <w:lang w:val="en-GB"/>
+        </w:rPr>
+        <w:t>Member</w:t>
+      </w:r>
+      <w:r>
+        <w:rPr>
+          <w:noProof w:val="0"/>
+          <w:lang w:val="en-GB"/>
+        </w:rPr>
+        <w:t xml:space="preserve"> Kamilė </w:t>
+      </w:r>
+      <w:r>
+        <w:rPr>
+          <w:noProof w:val="0"/>
+          <w:lang w:val="en-GB"/>
+        </w:rPr>
+        <w:t>Draudvilaitė</w:t>
+      </w:r>
+      <w:r>
+        <w:rPr>
+          <w:noProof w:val="0"/>
+          <w:lang w:val="en-GB"/>
+        </w:rPr>
+        <w:t xml:space="preserve"> </w:t>
+      </w:r>
+      <w:r>
+        <w:rPr>
+          <w:noProof w:val="0"/>
+          <w:lang w:val="en-GB"/>
+        </w:rPr>
+        <w:t>led</w:t>
+      </w:r>
+      <w:r>
+        <w:rPr>
+          <w:noProof w:val="0"/>
+          <w:lang w:val="en-GB"/>
+        </w:rPr>
+        <w:t xml:space="preserve"> a </w:t>
+      </w:r>
+      <w:r>
+        <w:rPr>
+          <w:noProof w:val="0"/>
+          <w:lang w:val="en-GB"/>
+        </w:rPr>
+        <w:t>session</w:t>
+      </w:r>
+      <w:r>
+        <w:rPr>
+          <w:noProof w:val="0"/>
+          <w:lang w:val="en-GB"/>
+        </w:rPr>
+        <w:t xml:space="preserve"> </w:t>
+      </w:r>
+      <w:r>
+        <w:rPr>
+          <w:noProof w:val="0"/>
+          <w:lang w:val="en-GB"/>
+        </w:rPr>
+        <w:t>during</w:t>
+      </w:r>
+      <w:r>
+        <w:rPr>
+          <w:noProof w:val="0"/>
+          <w:lang w:val="en-GB"/>
+        </w:rPr>
+        <w:t xml:space="preserve"> </w:t>
+      </w:r>
+      <w:r>
+        <w:rPr>
+          <w:noProof w:val="0"/>
+          <w:lang w:val="en-GB"/>
+        </w:rPr>
+        <w:t>the</w:t>
+      </w:r>
+      <w:r>
+        <w:rPr>
+          <w:noProof w:val="0"/>
+          <w:lang w:val="en-GB"/>
+        </w:rPr>
+        <w:t xml:space="preserve"> </w:t>
+      </w:r>
+      <w:r>
+        <w:rPr>
+          <w:noProof w:val="0"/>
+          <w:lang w:val="en-GB"/>
+        </w:rPr>
+        <w:t>training</w:t>
+      </w:r>
+      <w:r>
+        <w:rPr>
+          <w:noProof w:val="0"/>
+          <w:lang w:val="en-GB"/>
+        </w:rPr>
+        <w:t xml:space="preserve"> </w:t>
+      </w:r>
+      <w:r>
+        <w:rPr>
+          <w:noProof w:val="0"/>
+          <w:lang w:val="en-GB"/>
+        </w:rPr>
+        <w:t>organized</w:t>
+      </w:r>
+      <w:r>
+        <w:rPr>
+          <w:noProof w:val="0"/>
+          <w:lang w:val="en-GB"/>
+        </w:rPr>
+        <w:t xml:space="preserve"> </w:t>
+      </w:r>
+      <w:r>
+        <w:rPr>
+          <w:noProof w:val="0"/>
+          <w:lang w:val="en-GB"/>
+        </w:rPr>
+        <w:t>by</w:t>
+      </w:r>
+      <w:r>
+        <w:rPr>
+          <w:noProof w:val="0"/>
+          <w:lang w:val="en-GB"/>
+        </w:rPr>
+        <w:t xml:space="preserve"> VU SR </w:t>
+      </w:r>
+      <w:r>
+        <w:rPr>
+          <w:noProof w:val="0"/>
+          <w:lang w:val="en-GB"/>
+        </w:rPr>
+        <w:t>for</w:t>
+      </w:r>
+      <w:r>
+        <w:rPr>
+          <w:noProof w:val="0"/>
+          <w:lang w:val="en-GB"/>
+        </w:rPr>
+        <w:t xml:space="preserve"> </w:t>
+      </w:r>
+      <w:r>
+        <w:rPr>
+          <w:noProof w:val="0"/>
+          <w:lang w:val="en-GB"/>
+        </w:rPr>
+        <w:t>ambassadors</w:t>
+      </w:r>
+      <w:r>
+        <w:rPr>
+          <w:noProof w:val="0"/>
+          <w:lang w:val="en-GB"/>
+        </w:rPr>
+        <w:t xml:space="preserve"> </w:t>
+      </w:r>
+      <w:r>
+        <w:rPr>
+          <w:noProof w:val="0"/>
+          <w:lang w:val="en-GB"/>
+        </w:rPr>
+        <w:t>of</w:t>
+      </w:r>
+      <w:r>
+        <w:rPr>
+          <w:noProof w:val="0"/>
+          <w:lang w:val="en-GB"/>
+        </w:rPr>
+        <w:t xml:space="preserve"> </w:t>
+      </w:r>
+      <w:r>
+        <w:rPr>
+          <w:noProof w:val="0"/>
+          <w:lang w:val="en-GB"/>
+        </w:rPr>
+        <w:t>social</w:t>
+      </w:r>
+      <w:r>
+        <w:rPr>
+          <w:noProof w:val="0"/>
+          <w:lang w:val="en-GB"/>
+        </w:rPr>
+        <w:t xml:space="preserve"> </w:t>
+      </w:r>
+      <w:r>
+        <w:rPr>
+          <w:noProof w:val="0"/>
+          <w:lang w:val="en-GB"/>
+        </w:rPr>
+        <w:t>dimension</w:t>
+      </w:r>
+      <w:r>
+        <w:rPr>
+          <w:noProof w:val="0"/>
+          <w:lang w:val="en-GB"/>
+        </w:rPr>
+        <w:t xml:space="preserve"> </w:t>
+      </w:r>
+      <w:r>
+        <w:rPr>
+          <w:noProof w:val="0"/>
+          <w:lang w:val="en-GB"/>
+        </w:rPr>
+        <w:t>development</w:t>
+      </w:r>
+      <w:r>
+        <w:rPr>
+          <w:noProof w:val="0"/>
+          <w:lang w:val="en-GB"/>
+        </w:rPr>
+        <w:t xml:space="preserve">, </w:t>
+      </w:r>
+      <w:r>
+        <w:rPr>
+          <w:noProof w:val="0"/>
+          <w:lang w:val="en-GB"/>
+        </w:rPr>
+        <w:t>led</w:t>
+      </w:r>
+      <w:r>
+        <w:rPr>
+          <w:noProof w:val="0"/>
+          <w:lang w:val="en-GB"/>
+        </w:rPr>
+        <w:t xml:space="preserve"> </w:t>
+      </w:r>
+      <w:r>
+        <w:rPr>
+          <w:noProof w:val="0"/>
+          <w:lang w:val="en-GB"/>
+        </w:rPr>
+        <w:t>an</w:t>
+      </w:r>
+      <w:r>
+        <w:rPr>
+          <w:noProof w:val="0"/>
+          <w:lang w:val="en-GB"/>
+        </w:rPr>
+        <w:t xml:space="preserve"> </w:t>
+      </w:r>
+      <w:r>
+        <w:rPr>
+          <w:noProof w:val="0"/>
+          <w:lang w:val="en-GB"/>
+        </w:rPr>
+        <w:t>activity</w:t>
+      </w:r>
+      <w:r>
+        <w:rPr>
+          <w:noProof w:val="0"/>
+          <w:lang w:val="en-GB"/>
+        </w:rPr>
+        <w:t xml:space="preserve"> </w:t>
+      </w:r>
+      <w:r>
+        <w:rPr>
+          <w:noProof w:val="0"/>
+          <w:lang w:val="en-GB"/>
+        </w:rPr>
+        <w:t>on</w:t>
+      </w:r>
+      <w:r>
+        <w:rPr>
+          <w:noProof w:val="0"/>
+          <w:lang w:val="en-GB"/>
+        </w:rPr>
+        <w:t xml:space="preserve"> </w:t>
+      </w:r>
+      <w:r>
+        <w:rPr>
+          <w:noProof w:val="0"/>
+          <w:lang w:val="en-GB"/>
+        </w:rPr>
+        <w:t>presenting</w:t>
+      </w:r>
+      <w:r>
+        <w:rPr>
+          <w:noProof w:val="0"/>
+          <w:lang w:val="en-GB"/>
+        </w:rPr>
+        <w:t xml:space="preserve"> </w:t>
+      </w:r>
+      <w:r>
+        <w:rPr>
+          <w:noProof w:val="0"/>
+          <w:lang w:val="en-GB"/>
+        </w:rPr>
+        <w:t>materials</w:t>
+      </w:r>
+      <w:r>
+        <w:rPr>
+          <w:noProof w:val="0"/>
+          <w:lang w:val="en-GB"/>
+        </w:rPr>
+        <w:t xml:space="preserve"> to </w:t>
+      </w:r>
+      <w:r>
+        <w:rPr>
+          <w:noProof w:val="0"/>
+          <w:lang w:val="en-GB"/>
+        </w:rPr>
+        <w:t>students</w:t>
+      </w:r>
+      <w:r>
+        <w:rPr>
+          <w:noProof w:val="0"/>
+          <w:lang w:val="en-GB"/>
+        </w:rPr>
+        <w:t xml:space="preserve"> </w:t>
+      </w:r>
+      <w:r>
+        <w:rPr>
+          <w:noProof w:val="0"/>
+          <w:lang w:val="en-GB"/>
+        </w:rPr>
+        <w:t>and</w:t>
+      </w:r>
+      <w:r>
+        <w:rPr>
+          <w:noProof w:val="0"/>
+          <w:lang w:val="en-GB"/>
+        </w:rPr>
+        <w:t xml:space="preserve"> </w:t>
+      </w:r>
+      <w:r>
+        <w:rPr>
+          <w:noProof w:val="0"/>
+          <w:lang w:val="en-GB"/>
+        </w:rPr>
+        <w:t>provided</w:t>
+      </w:r>
+      <w:r>
+        <w:rPr>
+          <w:noProof w:val="0"/>
+          <w:lang w:val="en-GB"/>
+        </w:rPr>
+        <w:t xml:space="preserve"> </w:t>
+      </w:r>
+      <w:r>
+        <w:rPr>
+          <w:noProof w:val="0"/>
+          <w:lang w:val="en-GB"/>
+        </w:rPr>
+        <w:t>other</w:t>
+      </w:r>
+      <w:r>
+        <w:rPr>
+          <w:noProof w:val="0"/>
+          <w:lang w:val="en-GB"/>
+        </w:rPr>
+        <w:t xml:space="preserve"> </w:t>
+      </w:r>
+      <w:r>
+        <w:rPr>
+          <w:noProof w:val="0"/>
+          <w:lang w:val="en-GB"/>
+        </w:rPr>
+        <w:t>useful</w:t>
+      </w:r>
+      <w:r>
+        <w:rPr>
+          <w:noProof w:val="0"/>
+          <w:lang w:val="en-GB"/>
+        </w:rPr>
+        <w:t xml:space="preserve"> </w:t>
+      </w:r>
+      <w:r>
+        <w:rPr>
+          <w:noProof w:val="0"/>
+          <w:lang w:val="en-GB"/>
+        </w:rPr>
+        <w:t>advice</w:t>
+      </w:r>
+      <w:r>
+        <w:rPr>
+          <w:noProof w:val="0"/>
+          <w:lang w:val="en-GB"/>
+        </w:rPr>
+        <w:t xml:space="preserve">, </w:t>
+      </w:r>
+      <w:r>
+        <w:rPr>
+          <w:noProof w:val="0"/>
+          <w:lang w:val="en-GB"/>
+        </w:rPr>
+        <w:t>which</w:t>
+      </w:r>
+      <w:r>
+        <w:rPr>
+          <w:noProof w:val="0"/>
+          <w:lang w:val="en-GB"/>
+        </w:rPr>
+        <w:t xml:space="preserve"> </w:t>
+      </w:r>
+      <w:r>
+        <w:rPr>
+          <w:noProof w:val="0"/>
+          <w:lang w:val="en-GB"/>
+        </w:rPr>
+        <w:t>later</w:t>
+      </w:r>
+      <w:r>
+        <w:rPr>
+          <w:noProof w:val="0"/>
+          <w:lang w:val="en-GB"/>
+        </w:rPr>
+        <w:t xml:space="preserve"> </w:t>
+      </w:r>
+      <w:r>
+        <w:rPr>
+          <w:noProof w:val="0"/>
+          <w:lang w:val="en-GB"/>
+        </w:rPr>
+        <w:t>proved</w:t>
+      </w:r>
+      <w:r>
+        <w:rPr>
+          <w:noProof w:val="0"/>
+          <w:lang w:val="en-GB"/>
+        </w:rPr>
+        <w:t xml:space="preserve"> </w:t>
+      </w:r>
+      <w:r>
+        <w:rPr>
+          <w:noProof w:val="0"/>
+          <w:lang w:val="en-GB"/>
+        </w:rPr>
+        <w:t>helpful</w:t>
+      </w:r>
+      <w:r>
+        <w:rPr>
+          <w:noProof w:val="0"/>
+          <w:lang w:val="en-GB"/>
+        </w:rPr>
+        <w:t xml:space="preserve"> to VU SR </w:t>
+      </w:r>
+      <w:r>
+        <w:rPr>
+          <w:noProof w:val="0"/>
+          <w:lang w:val="en-GB"/>
+        </w:rPr>
+        <w:t>ambassadors</w:t>
+      </w:r>
+      <w:r>
+        <w:rPr>
+          <w:noProof w:val="0"/>
+          <w:lang w:val="en-GB"/>
+        </w:rPr>
+        <w:t xml:space="preserve"> </w:t>
+      </w:r>
+      <w:r>
+        <w:rPr>
+          <w:noProof w:val="0"/>
+          <w:lang w:val="en-GB"/>
+        </w:rPr>
+        <w:t>in</w:t>
+      </w:r>
+      <w:r>
+        <w:rPr>
+          <w:noProof w:val="0"/>
+          <w:lang w:val="en-GB"/>
+        </w:rPr>
+        <w:t xml:space="preserve"> </w:t>
+      </w:r>
+      <w:r>
+        <w:rPr>
+          <w:noProof w:val="0"/>
+          <w:lang w:val="en-GB"/>
+        </w:rPr>
+        <w:t>conducting</w:t>
+      </w:r>
+      <w:r>
+        <w:rPr>
+          <w:noProof w:val="0"/>
+          <w:lang w:val="en-GB"/>
+        </w:rPr>
+        <w:t xml:space="preserve"> </w:t>
+      </w:r>
+      <w:r>
+        <w:rPr>
+          <w:noProof w:val="0"/>
+          <w:lang w:val="en-GB"/>
+        </w:rPr>
+        <w:t>sessions</w:t>
+      </w:r>
+      <w:r>
+        <w:rPr>
+          <w:noProof w:val="0"/>
+          <w:lang w:val="en-GB"/>
+        </w:rPr>
+        <w:t xml:space="preserve"> at </w:t>
+      </w:r>
+      <w:r>
+        <w:rPr>
+          <w:noProof w:val="0"/>
+          <w:lang w:val="en-GB"/>
+        </w:rPr>
+        <w:t>regional</w:t>
+      </w:r>
+      <w:r>
+        <w:rPr>
+          <w:noProof w:val="0"/>
+          <w:lang w:val="en-GB"/>
+        </w:rPr>
+        <w:t xml:space="preserve"> </w:t>
+      </w:r>
+      <w:r>
+        <w:rPr>
+          <w:noProof w:val="0"/>
+          <w:lang w:val="en-GB"/>
+        </w:rPr>
+        <w:t>schools</w:t>
+      </w:r>
+      <w:r>
+        <w:rPr>
+          <w:noProof w:val="0"/>
+          <w:lang w:val="en-GB"/>
+        </w:rPr>
+        <w:t xml:space="preserve">.  </w:t>
+      </w:r>
+    </w:p>
+    <w:p>
+      <w:pPr>
+        <w:pStyle w:val="Normal"/>
+      </w:pPr>
+      <w:r>
+        <w:rPr>
+          <w:noProof w:val="0"/>
+          <w:lang w:val="en-US"/>
+        </w:rPr>
+        <w:t>During a meeting with L</w:t>
+      </w:r>
+      <w:r>
+        <w:rPr>
+          <w:noProof w:val="0"/>
+          <w:lang w:val="en-US"/>
+        </w:rPr>
+        <w:t>MS</w:t>
+      </w:r>
+      <w:r>
+        <w:rPr>
+          <w:noProof w:val="0"/>
+          <w:lang w:val="en-US"/>
+        </w:rPr>
+        <w:t xml:space="preserve"> Board Member Tėja Lukošiūtė, we discussed current issues in the field of education </w:t>
+      </w:r>
+      <w:r>
+        <w:rPr>
+          <w:noProof w:val="0"/>
+          <w:lang w:val="en-US"/>
+        </w:rPr>
+        <w:t>regarding</w:t>
+      </w:r>
+      <w:r>
+        <w:rPr>
+          <w:noProof w:val="0"/>
+          <w:lang w:val="en-US"/>
+        </w:rPr>
+        <w:t xml:space="preserve"> the mandatory state mathematics exam and the development of the social dimension in higher education.</w:t>
+      </w:r>
+    </w:p>
+    <w:p>
+      <w:pPr>
+        <w:pStyle w:val="Normal"/>
+        <w:rPr>
+          <w:noProof w:val="0"/>
+          <w:lang w:val="en-US"/>
+        </w:rPr>
+      </w:pPr>
+    </w:p>
+    <w:p>
+      <w:pPr>
+        <w:pStyle w:val="Normal"/>
         <w:rPr>
           <w:b w:val="1"/>
           <w:bCs w:val="1"/>
           <w:noProof w:val="0"/>
-          <w:lang w:val="lt-LT"/>
-        </w:rPr>
-        <w:t xml:space="preserve">stalas (VJOSAS) </w:t>
-      </w:r>
-    </w:p>
-    <w:p w14:noSpellErr="1">
-      <w:pPr>
-        <w:pStyle w:val="Normal"/>
-        <w:rPr>
-          <w:b w:val="0"/>
-          <w:bCs w:val="0"/>
-          <w:noProof w:val="0"/>
-          <w:lang w:val="lt-LT"/>
-        </w:rPr>
-      </w:pPr>
-      <w:r>
-        <w:rPr>
-          <w:b w:val="0"/>
-          <w:bCs w:val="0"/>
-          <w:noProof w:val="0"/>
-          <w:lang w:val="lt-LT"/>
-        </w:rPr>
-        <w:t>Ataskaitiniu</w:t>
-      </w:r>
-      <w:r>
-        <w:rPr>
-          <w:b w:val="0"/>
-          <w:bCs w:val="0"/>
-          <w:noProof w:val="0"/>
-          <w:lang w:val="lt-LT"/>
-        </w:rPr>
-        <w:t xml:space="preserve"> </w:t>
-      </w:r>
-      <w:r>
-        <w:rPr>
-          <w:b w:val="0"/>
-          <w:bCs w:val="0"/>
-          <w:noProof w:val="0"/>
-          <w:lang w:val="lt-LT"/>
-        </w:rPr>
-        <w:t>laikotarpiu</w:t>
-      </w:r>
-      <w:r>
-        <w:rPr>
-          <w:b w:val="0"/>
-          <w:bCs w:val="0"/>
-          <w:noProof w:val="0"/>
-          <w:lang w:val="lt-LT"/>
-        </w:rPr>
-        <w:t xml:space="preserve"> </w:t>
-      </w:r>
-      <w:r>
-        <w:rPr>
-          <w:b w:val="0"/>
-          <w:bCs w:val="0"/>
-          <w:noProof w:val="0"/>
-          <w:lang w:val="lt-LT"/>
-        </w:rPr>
-        <w:t>turėjome</w:t>
-      </w:r>
-      <w:r>
-        <w:rPr>
-          <w:b w:val="0"/>
-          <w:bCs w:val="0"/>
-          <w:noProof w:val="0"/>
-          <w:lang w:val="lt-LT"/>
-        </w:rPr>
-        <w:t xml:space="preserve"> tris </w:t>
-      </w:r>
-      <w:r>
-        <w:rPr>
-          <w:b w:val="0"/>
-          <w:bCs w:val="0"/>
-          <w:noProof w:val="0"/>
-          <w:lang w:val="lt-LT"/>
-        </w:rPr>
-        <w:t>atskirus</w:t>
-      </w:r>
-      <w:r>
-        <w:rPr>
-          <w:b w:val="0"/>
-          <w:bCs w:val="0"/>
-          <w:noProof w:val="0"/>
-          <w:lang w:val="lt-LT"/>
-        </w:rPr>
-        <w:t xml:space="preserve"> </w:t>
-      </w:r>
-      <w:r>
-        <w:rPr>
-          <w:b w:val="0"/>
-          <w:bCs w:val="0"/>
-          <w:noProof w:val="0"/>
-          <w:lang w:val="lt-LT"/>
-        </w:rPr>
-        <w:t>susitikimus</w:t>
-      </w:r>
-      <w:r>
-        <w:rPr>
-          <w:b w:val="0"/>
-          <w:bCs w:val="0"/>
-          <w:noProof w:val="0"/>
-          <w:lang w:val="lt-LT"/>
-        </w:rPr>
-        <w:t xml:space="preserve"> </w:t>
-      </w:r>
-      <w:r>
-        <w:rPr>
-          <w:b w:val="0"/>
-          <w:bCs w:val="0"/>
-          <w:noProof w:val="0"/>
-          <w:lang w:val="lt-LT"/>
-        </w:rPr>
-        <w:t>su</w:t>
-      </w:r>
-      <w:r>
-        <w:rPr>
-          <w:b w:val="0"/>
-          <w:bCs w:val="0"/>
-          <w:noProof w:val="0"/>
-          <w:lang w:val="lt-LT"/>
-        </w:rPr>
-        <w:t xml:space="preserve"> VJOSAS </w:t>
-      </w:r>
-      <w:r>
-        <w:rPr>
-          <w:b w:val="0"/>
-          <w:bCs w:val="0"/>
-          <w:noProof w:val="0"/>
-          <w:lang w:val="lt-LT"/>
-        </w:rPr>
-        <w:t>atstovais</w:t>
-      </w:r>
-      <w:r>
-        <w:rPr>
-          <w:b w:val="0"/>
-          <w:bCs w:val="0"/>
-          <w:noProof w:val="0"/>
-          <w:lang w:val="lt-LT"/>
-        </w:rPr>
-        <w:t xml:space="preserve"> (-</w:t>
-      </w:r>
-      <w:r>
-        <w:rPr>
-          <w:b w:val="0"/>
-          <w:bCs w:val="0"/>
-          <w:noProof w:val="0"/>
-          <w:lang w:val="lt-LT"/>
-        </w:rPr>
-        <w:t>ėmis</w:t>
-      </w:r>
-      <w:r>
-        <w:rPr>
-          <w:b w:val="0"/>
-          <w:bCs w:val="0"/>
-          <w:noProof w:val="0"/>
-          <w:lang w:val="lt-LT"/>
-        </w:rPr>
-        <w:t xml:space="preserve">). </w:t>
-      </w:r>
-      <w:r>
-        <w:rPr>
-          <w:b w:val="0"/>
-          <w:bCs w:val="0"/>
-          <w:noProof w:val="0"/>
-          <w:lang w:val="lt-LT"/>
-        </w:rPr>
-        <w:t>Susitikimų</w:t>
-      </w:r>
-      <w:r>
-        <w:rPr>
-          <w:b w:val="0"/>
-          <w:bCs w:val="0"/>
-          <w:noProof w:val="0"/>
-          <w:lang w:val="lt-LT"/>
-        </w:rPr>
-        <w:t xml:space="preserve"> </w:t>
-      </w:r>
-      <w:r>
-        <w:rPr>
-          <w:b w:val="0"/>
-          <w:bCs w:val="0"/>
-          <w:noProof w:val="0"/>
-          <w:lang w:val="lt-LT"/>
-        </w:rPr>
-        <w:t>metu</w:t>
-      </w:r>
-      <w:r>
-        <w:rPr>
-          <w:b w:val="0"/>
-          <w:bCs w:val="0"/>
-          <w:noProof w:val="0"/>
-          <w:lang w:val="lt-LT"/>
-        </w:rPr>
-        <w:t xml:space="preserve"> </w:t>
-      </w:r>
-      <w:r>
-        <w:rPr>
-          <w:b w:val="0"/>
-          <w:bCs w:val="0"/>
-          <w:noProof w:val="0"/>
-          <w:lang w:val="lt-LT"/>
-        </w:rPr>
-        <w:t>dalinomės</w:t>
-      </w:r>
-      <w:r>
-        <w:rPr>
-          <w:b w:val="0"/>
-          <w:bCs w:val="0"/>
-          <w:noProof w:val="0"/>
-          <w:lang w:val="lt-LT"/>
-        </w:rPr>
-        <w:t xml:space="preserve"> </w:t>
-      </w:r>
-      <w:r>
-        <w:rPr>
-          <w:b w:val="0"/>
-          <w:bCs w:val="0"/>
-          <w:noProof w:val="0"/>
-          <w:lang w:val="lt-LT"/>
-        </w:rPr>
-        <w:t>lūkesčiais</w:t>
-      </w:r>
-      <w:r>
-        <w:rPr>
-          <w:b w:val="0"/>
-          <w:bCs w:val="0"/>
-          <w:noProof w:val="0"/>
-          <w:lang w:val="lt-LT"/>
-        </w:rPr>
-        <w:t xml:space="preserve"> </w:t>
-      </w:r>
-      <w:r>
-        <w:rPr>
-          <w:b w:val="0"/>
-          <w:bCs w:val="0"/>
-          <w:noProof w:val="0"/>
-          <w:lang w:val="lt-LT"/>
-        </w:rPr>
-        <w:t>jaunimo</w:t>
-      </w:r>
-      <w:r>
-        <w:rPr>
-          <w:b w:val="0"/>
-          <w:bCs w:val="0"/>
-          <w:noProof w:val="0"/>
-          <w:lang w:val="lt-LT"/>
-        </w:rPr>
-        <w:t xml:space="preserve"> </w:t>
-      </w:r>
-      <w:r>
-        <w:rPr>
-          <w:b w:val="0"/>
-          <w:bCs w:val="0"/>
-          <w:noProof w:val="0"/>
-          <w:lang w:val="lt-LT"/>
-        </w:rPr>
-        <w:t>organizacijas</w:t>
-      </w:r>
-      <w:r>
-        <w:rPr>
-          <w:b w:val="0"/>
-          <w:bCs w:val="0"/>
-          <w:noProof w:val="0"/>
-          <w:lang w:val="lt-LT"/>
-        </w:rPr>
-        <w:t xml:space="preserve"> </w:t>
-      </w:r>
-      <w:r>
-        <w:rPr>
-          <w:b w:val="0"/>
-          <w:bCs w:val="0"/>
-          <w:noProof w:val="0"/>
-          <w:lang w:val="lt-LT"/>
-        </w:rPr>
-        <w:t>vienijančiai</w:t>
-      </w:r>
-      <w:r>
-        <w:rPr>
-          <w:b w:val="0"/>
-          <w:bCs w:val="0"/>
-          <w:noProof w:val="0"/>
-          <w:lang w:val="lt-LT"/>
-        </w:rPr>
-        <w:t xml:space="preserve"> </w:t>
-      </w:r>
-      <w:r>
-        <w:rPr>
-          <w:b w:val="0"/>
-          <w:bCs w:val="0"/>
-          <w:noProof w:val="0"/>
-          <w:lang w:val="lt-LT"/>
-        </w:rPr>
-        <w:t>organizacijai</w:t>
-      </w:r>
-      <w:r>
-        <w:rPr>
-          <w:b w:val="0"/>
-          <w:bCs w:val="0"/>
-          <w:noProof w:val="0"/>
-          <w:lang w:val="lt-LT"/>
-        </w:rPr>
-        <w:t xml:space="preserve"> </w:t>
-      </w:r>
-      <w:r>
-        <w:rPr>
-          <w:b w:val="0"/>
-          <w:bCs w:val="0"/>
-          <w:noProof w:val="0"/>
-          <w:lang w:val="lt-LT"/>
-        </w:rPr>
-        <w:t>ir</w:t>
-      </w:r>
-      <w:r>
-        <w:rPr>
-          <w:b w:val="0"/>
-          <w:bCs w:val="0"/>
-          <w:noProof w:val="0"/>
-          <w:lang w:val="lt-LT"/>
-        </w:rPr>
-        <w:t xml:space="preserve"> </w:t>
-      </w:r>
-      <w:r>
-        <w:rPr>
-          <w:b w:val="0"/>
-          <w:bCs w:val="0"/>
-          <w:noProof w:val="0"/>
-          <w:lang w:val="lt-LT"/>
-        </w:rPr>
-        <w:t>jos</w:t>
-      </w:r>
-      <w:r>
-        <w:rPr>
-          <w:b w:val="0"/>
-          <w:bCs w:val="0"/>
-          <w:noProof w:val="0"/>
-          <w:lang w:val="lt-LT"/>
-        </w:rPr>
-        <w:t xml:space="preserve"> </w:t>
-      </w:r>
-      <w:r>
-        <w:rPr>
-          <w:b w:val="0"/>
-          <w:bCs w:val="0"/>
-          <w:noProof w:val="0"/>
-          <w:lang w:val="lt-LT"/>
-        </w:rPr>
-        <w:t>veikloms</w:t>
-      </w:r>
-      <w:r>
-        <w:rPr>
-          <w:b w:val="0"/>
-          <w:bCs w:val="0"/>
-          <w:noProof w:val="0"/>
-          <w:lang w:val="lt-LT"/>
-        </w:rPr>
-        <w:t xml:space="preserve">, </w:t>
-      </w:r>
-      <w:r>
-        <w:rPr>
-          <w:b w:val="0"/>
-          <w:bCs w:val="0"/>
-          <w:noProof w:val="0"/>
-          <w:lang w:val="lt-LT"/>
-        </w:rPr>
-        <w:t>išsakėme</w:t>
-      </w:r>
-      <w:r>
-        <w:rPr>
-          <w:b w:val="0"/>
-          <w:bCs w:val="0"/>
-          <w:noProof w:val="0"/>
-          <w:lang w:val="lt-LT"/>
-        </w:rPr>
-        <w:t xml:space="preserve"> </w:t>
-      </w:r>
-      <w:r>
-        <w:rPr>
-          <w:b w:val="0"/>
-          <w:bCs w:val="0"/>
-          <w:noProof w:val="0"/>
-          <w:lang w:val="lt-LT"/>
-        </w:rPr>
-        <w:t>spręstinus</w:t>
-      </w:r>
-      <w:r>
-        <w:rPr>
-          <w:b w:val="0"/>
-          <w:bCs w:val="0"/>
-          <w:noProof w:val="0"/>
-          <w:lang w:val="lt-LT"/>
-        </w:rPr>
-        <w:t xml:space="preserve"> </w:t>
-      </w:r>
-      <w:r>
-        <w:rPr>
-          <w:b w:val="0"/>
-          <w:bCs w:val="0"/>
-          <w:noProof w:val="0"/>
-          <w:lang w:val="lt-LT"/>
-        </w:rPr>
-        <w:t>klausimus</w:t>
-      </w:r>
-      <w:r>
-        <w:rPr>
-          <w:b w:val="0"/>
-          <w:bCs w:val="0"/>
-          <w:noProof w:val="0"/>
-          <w:lang w:val="lt-LT"/>
-        </w:rPr>
-        <w:t xml:space="preserve">, </w:t>
-      </w:r>
-      <w:r>
-        <w:rPr>
-          <w:b w:val="0"/>
-          <w:bCs w:val="0"/>
-          <w:noProof w:val="0"/>
-          <w:lang w:val="lt-LT"/>
-        </w:rPr>
-        <w:t>susijusius</w:t>
-      </w:r>
-      <w:r>
-        <w:rPr>
-          <w:b w:val="0"/>
-          <w:bCs w:val="0"/>
-          <w:noProof w:val="0"/>
-          <w:lang w:val="lt-LT"/>
-        </w:rPr>
-        <w:t xml:space="preserve"> </w:t>
-      </w:r>
-      <w:r>
-        <w:rPr>
-          <w:b w:val="0"/>
-          <w:bCs w:val="0"/>
-          <w:noProof w:val="0"/>
-          <w:lang w:val="lt-LT"/>
-        </w:rPr>
-        <w:t>su</w:t>
-      </w:r>
-      <w:r>
-        <w:rPr>
-          <w:b w:val="0"/>
-          <w:bCs w:val="0"/>
-          <w:noProof w:val="0"/>
-          <w:lang w:val="lt-LT"/>
-        </w:rPr>
-        <w:t xml:space="preserve"> Vilniaus </w:t>
-      </w:r>
-      <w:r>
-        <w:rPr>
-          <w:b w:val="0"/>
-          <w:bCs w:val="0"/>
-          <w:noProof w:val="0"/>
-          <w:lang w:val="lt-LT"/>
-        </w:rPr>
-        <w:t>miestu</w:t>
-      </w:r>
-      <w:r>
-        <w:rPr>
-          <w:b w:val="0"/>
-          <w:bCs w:val="0"/>
-          <w:noProof w:val="0"/>
-          <w:lang w:val="lt-LT"/>
-        </w:rPr>
-        <w:t>, tokius</w:t>
-      </w:r>
-      <w:r>
-        <w:rPr>
-          <w:b w:val="0"/>
-          <w:bCs w:val="0"/>
-          <w:noProof w:val="0"/>
-          <w:lang w:val="lt-LT"/>
-        </w:rPr>
-        <w:t xml:space="preserve"> </w:t>
-      </w:r>
-      <w:r>
-        <w:rPr>
-          <w:b w:val="0"/>
-          <w:bCs w:val="0"/>
-          <w:noProof w:val="0"/>
-          <w:lang w:val="lt-LT"/>
-        </w:rPr>
-        <w:t>kaip</w:t>
-      </w:r>
-      <w:r>
-        <w:rPr>
-          <w:b w:val="0"/>
-          <w:bCs w:val="0"/>
-          <w:noProof w:val="0"/>
-          <w:lang w:val="lt-LT"/>
-        </w:rPr>
-        <w:t xml:space="preserve"> </w:t>
-      </w:r>
-      <w:r>
-        <w:rPr>
-          <w:b w:val="0"/>
-          <w:bCs w:val="0"/>
-          <w:noProof w:val="0"/>
-          <w:lang w:val="lt-LT"/>
-        </w:rPr>
-        <w:t>viešojo</w:t>
-      </w:r>
-      <w:r>
-        <w:rPr>
-          <w:b w:val="0"/>
-          <w:bCs w:val="0"/>
-          <w:noProof w:val="0"/>
-          <w:lang w:val="lt-LT"/>
-        </w:rPr>
-        <w:t xml:space="preserve"> </w:t>
-      </w:r>
-      <w:r>
-        <w:rPr>
-          <w:b w:val="0"/>
-          <w:bCs w:val="0"/>
-          <w:noProof w:val="0"/>
-          <w:lang w:val="lt-LT"/>
-        </w:rPr>
-        <w:t>transporto</w:t>
-      </w:r>
-      <w:r>
-        <w:rPr>
-          <w:b w:val="0"/>
-          <w:bCs w:val="0"/>
-          <w:noProof w:val="0"/>
-          <w:lang w:val="lt-LT"/>
-        </w:rPr>
-        <w:t xml:space="preserve"> </w:t>
-      </w:r>
-      <w:r>
-        <w:rPr>
-          <w:b w:val="0"/>
-          <w:bCs w:val="0"/>
-          <w:noProof w:val="0"/>
-          <w:lang w:val="lt-LT"/>
-        </w:rPr>
-        <w:t>susisiekimas</w:t>
-      </w:r>
-      <w:r>
-        <w:rPr>
-          <w:b w:val="0"/>
-          <w:bCs w:val="0"/>
-          <w:noProof w:val="0"/>
-          <w:lang w:val="lt-LT"/>
-        </w:rPr>
-        <w:t xml:space="preserve">, </w:t>
-      </w:r>
-      <w:r>
-        <w:rPr>
-          <w:b w:val="0"/>
-          <w:bCs w:val="0"/>
-          <w:noProof w:val="0"/>
-          <w:lang w:val="lt-LT"/>
-        </w:rPr>
-        <w:t>dviračių</w:t>
-      </w:r>
-      <w:r>
-        <w:rPr>
-          <w:b w:val="0"/>
-          <w:bCs w:val="0"/>
-          <w:noProof w:val="0"/>
-          <w:lang w:val="lt-LT"/>
-        </w:rPr>
-        <w:t xml:space="preserve"> </w:t>
-      </w:r>
-      <w:r>
-        <w:rPr>
-          <w:b w:val="0"/>
-          <w:bCs w:val="0"/>
-          <w:noProof w:val="0"/>
-          <w:lang w:val="lt-LT"/>
-        </w:rPr>
-        <w:t>infrastruktūra</w:t>
-      </w:r>
-      <w:r>
-        <w:rPr>
-          <w:b w:val="0"/>
-          <w:bCs w:val="0"/>
-          <w:noProof w:val="0"/>
-          <w:lang w:val="lt-LT"/>
-        </w:rPr>
-        <w:t xml:space="preserve">, </w:t>
-      </w:r>
-      <w:r>
-        <w:rPr>
-          <w:b w:val="0"/>
-          <w:bCs w:val="0"/>
-          <w:noProof w:val="0"/>
-          <w:lang w:val="lt-LT"/>
-        </w:rPr>
-        <w:t>būsto</w:t>
-      </w:r>
-      <w:r>
-        <w:rPr>
-          <w:b w:val="0"/>
-          <w:bCs w:val="0"/>
-          <w:noProof w:val="0"/>
-          <w:lang w:val="lt-LT"/>
-        </w:rPr>
-        <w:t xml:space="preserve"> </w:t>
-      </w:r>
-      <w:r>
-        <w:rPr>
-          <w:b w:val="0"/>
-          <w:bCs w:val="0"/>
-          <w:noProof w:val="0"/>
-          <w:lang w:val="lt-LT"/>
-        </w:rPr>
-        <w:t>nuomos</w:t>
-      </w:r>
-      <w:r>
-        <w:rPr>
-          <w:b w:val="0"/>
-          <w:bCs w:val="0"/>
-          <w:noProof w:val="0"/>
-          <w:lang w:val="lt-LT"/>
-        </w:rPr>
-        <w:t xml:space="preserve"> </w:t>
-      </w:r>
-      <w:r>
-        <w:rPr>
-          <w:b w:val="0"/>
-          <w:bCs w:val="0"/>
-          <w:noProof w:val="0"/>
-          <w:lang w:val="lt-LT"/>
-        </w:rPr>
-        <w:t>kainų</w:t>
-      </w:r>
-      <w:r>
-        <w:rPr>
-          <w:b w:val="0"/>
-          <w:bCs w:val="0"/>
-          <w:noProof w:val="0"/>
-          <w:lang w:val="lt-LT"/>
-        </w:rPr>
-        <w:t xml:space="preserve"> </w:t>
-      </w:r>
-      <w:r>
-        <w:rPr>
-          <w:b w:val="0"/>
-          <w:bCs w:val="0"/>
-          <w:noProof w:val="0"/>
-          <w:lang w:val="lt-LT"/>
-        </w:rPr>
-        <w:t>kompensacija</w:t>
-      </w:r>
-      <w:r>
-        <w:rPr>
-          <w:b w:val="0"/>
-          <w:bCs w:val="0"/>
-          <w:noProof w:val="0"/>
-          <w:lang w:val="lt-LT"/>
-        </w:rPr>
-        <w:t xml:space="preserve">, tarptautinių studentų (-čių) integracija ir kt. </w:t>
+          <w:lang w:val="en-US"/>
+        </w:rPr>
+      </w:pPr>
+      <w:r>
+        <w:rPr>
+          <w:b w:val="1"/>
+          <w:bCs w:val="1"/>
+          <w:noProof w:val="0"/>
+          <w:lang w:val="en-US"/>
+        </w:rPr>
+        <w:t xml:space="preserve">Lithuanian Youth Council and Lithuanian National Union of Students </w:t>
       </w:r>
     </w:p>
     <w:p>
       <w:pPr>
         <w:pStyle w:val="Normal"/>
-        <w:rPr>
-          <w:b w:val="0"/>
-          <w:bCs w:val="0"/>
-          <w:noProof w:val="0"/>
-          <w:lang w:val="lt-LT"/>
-        </w:rPr>
-      </w:pPr>
-      <w:r>
-        <w:rPr>
-          <w:b w:val="0"/>
-          <w:bCs w:val="0"/>
-          <w:noProof w:val="0"/>
-          <w:lang w:val="lt-LT"/>
-        </w:rPr>
-        <w:t xml:space="preserve">Taip pat </w:t>
-      </w:r>
-      <w:r>
-        <w:rPr>
-          <w:b w:val="0"/>
-          <w:bCs w:val="0"/>
-          <w:noProof w:val="0"/>
-          <w:lang w:val="lt-LT"/>
-        </w:rPr>
-        <w:t>dalyvavome</w:t>
-      </w:r>
-      <w:r>
-        <w:rPr>
-          <w:b w:val="0"/>
-          <w:bCs w:val="0"/>
-          <w:noProof w:val="0"/>
-          <w:lang w:val="lt-LT"/>
-        </w:rPr>
-        <w:t xml:space="preserve"> VJOSAS </w:t>
-      </w:r>
-      <w:r>
-        <w:rPr>
-          <w:b w:val="0"/>
-          <w:bCs w:val="0"/>
-          <w:noProof w:val="0"/>
-          <w:lang w:val="lt-LT"/>
-        </w:rPr>
-        <w:t>organizuojamuose</w:t>
-      </w:r>
-      <w:r>
-        <w:rPr>
-          <w:b w:val="0"/>
-          <w:bCs w:val="0"/>
-          <w:noProof w:val="0"/>
-          <w:lang w:val="lt-LT"/>
-        </w:rPr>
-        <w:t xml:space="preserve"> </w:t>
-      </w:r>
-      <w:r>
-        <w:rPr>
-          <w:b w:val="0"/>
-          <w:bCs w:val="0"/>
-          <w:noProof w:val="0"/>
-          <w:lang w:val="lt-LT"/>
-        </w:rPr>
-        <w:t>vadovų</w:t>
-      </w:r>
-      <w:r>
-        <w:rPr>
-          <w:b w:val="0"/>
-          <w:bCs w:val="0"/>
-          <w:noProof w:val="0"/>
-          <w:lang w:val="lt-LT"/>
-        </w:rPr>
-        <w:t xml:space="preserve"> </w:t>
-      </w:r>
-      <w:r>
-        <w:rPr>
-          <w:b w:val="0"/>
-          <w:bCs w:val="0"/>
-          <w:noProof w:val="0"/>
-          <w:lang w:val="lt-LT"/>
-        </w:rPr>
-        <w:t>klubuose</w:t>
-      </w:r>
-      <w:r>
-        <w:rPr>
-          <w:b w:val="0"/>
-          <w:bCs w:val="0"/>
-          <w:noProof w:val="0"/>
-          <w:lang w:val="lt-LT"/>
-        </w:rPr>
-        <w:t xml:space="preserve"> </w:t>
-      </w:r>
-      <w:r>
-        <w:rPr>
-          <w:b w:val="0"/>
-          <w:bCs w:val="0"/>
-          <w:noProof w:val="0"/>
-          <w:lang w:val="lt-LT"/>
-        </w:rPr>
-        <w:t>bei</w:t>
-      </w:r>
-      <w:r>
-        <w:rPr>
-          <w:b w:val="0"/>
-          <w:bCs w:val="0"/>
-          <w:noProof w:val="0"/>
-          <w:lang w:val="lt-LT"/>
-        </w:rPr>
-        <w:t xml:space="preserve"> </w:t>
-      </w:r>
-      <w:r>
-        <w:rPr>
-          <w:b w:val="0"/>
-          <w:bCs w:val="0"/>
-          <w:noProof w:val="0"/>
-          <w:lang w:val="lt-LT"/>
-        </w:rPr>
-        <w:t>dvejose</w:t>
-      </w:r>
-      <w:r>
-        <w:rPr>
-          <w:b w:val="0"/>
-          <w:bCs w:val="0"/>
-          <w:noProof w:val="0"/>
-          <w:lang w:val="lt-LT"/>
-        </w:rPr>
-        <w:t xml:space="preserve"> </w:t>
-      </w:r>
-      <w:r>
-        <w:rPr>
-          <w:b w:val="0"/>
-          <w:bCs w:val="0"/>
-          <w:noProof w:val="0"/>
-          <w:lang w:val="lt-LT"/>
-        </w:rPr>
-        <w:t>Asamblėjose</w:t>
-      </w:r>
-      <w:r>
-        <w:rPr>
-          <w:b w:val="0"/>
-          <w:bCs w:val="0"/>
-          <w:noProof w:val="0"/>
-          <w:lang w:val="lt-LT"/>
-        </w:rPr>
-        <w:t xml:space="preserve">, </w:t>
-      </w:r>
-      <w:r>
-        <w:rPr>
-          <w:b w:val="0"/>
-          <w:bCs w:val="0"/>
-          <w:noProof w:val="0"/>
-          <w:lang w:val="lt-LT"/>
-        </w:rPr>
-        <w:t>kuriose</w:t>
-      </w:r>
-      <w:r>
-        <w:rPr>
-          <w:b w:val="0"/>
-          <w:bCs w:val="0"/>
-          <w:noProof w:val="0"/>
-          <w:lang w:val="lt-LT"/>
-        </w:rPr>
-        <w:t xml:space="preserve"> </w:t>
-      </w:r>
-      <w:r>
-        <w:rPr>
-          <w:b w:val="0"/>
-          <w:bCs w:val="0"/>
-          <w:noProof w:val="0"/>
-          <w:lang w:val="lt-LT"/>
-        </w:rPr>
-        <w:t>buvo</w:t>
-      </w:r>
-      <w:r>
-        <w:rPr>
-          <w:b w:val="0"/>
-          <w:bCs w:val="0"/>
-          <w:noProof w:val="0"/>
-          <w:lang w:val="lt-LT"/>
-        </w:rPr>
-        <w:t xml:space="preserve"> </w:t>
-      </w:r>
-      <w:r>
-        <w:rPr>
-          <w:b w:val="0"/>
-          <w:bCs w:val="0"/>
-          <w:noProof w:val="0"/>
-          <w:lang w:val="lt-LT"/>
-        </w:rPr>
-        <w:t>tvirtinama</w:t>
-      </w:r>
-      <w:r>
-        <w:rPr>
-          <w:b w:val="0"/>
-          <w:bCs w:val="0"/>
-          <w:noProof w:val="0"/>
-          <w:lang w:val="lt-LT"/>
-        </w:rPr>
-        <w:t xml:space="preserve"> </w:t>
-      </w:r>
-      <w:r>
-        <w:rPr>
-          <w:b w:val="0"/>
-          <w:bCs w:val="0"/>
-          <w:noProof w:val="0"/>
-          <w:lang w:val="lt-LT"/>
-        </w:rPr>
-        <w:t>organizacijos</w:t>
-      </w:r>
-      <w:r>
-        <w:rPr>
-          <w:b w:val="0"/>
-          <w:bCs w:val="0"/>
-          <w:noProof w:val="0"/>
-          <w:lang w:val="lt-LT"/>
-        </w:rPr>
-        <w:t xml:space="preserve"> </w:t>
-      </w:r>
-      <w:r>
-        <w:rPr>
-          <w:b w:val="0"/>
-          <w:bCs w:val="0"/>
-          <w:noProof w:val="0"/>
-          <w:lang w:val="lt-LT"/>
-        </w:rPr>
-        <w:t>metinė</w:t>
-      </w:r>
-      <w:r>
-        <w:rPr>
-          <w:b w:val="0"/>
-          <w:bCs w:val="0"/>
-          <w:noProof w:val="0"/>
-          <w:lang w:val="lt-LT"/>
-        </w:rPr>
-        <w:t xml:space="preserve"> </w:t>
-      </w:r>
-      <w:r>
-        <w:rPr>
-          <w:b w:val="0"/>
-          <w:bCs w:val="0"/>
-          <w:noProof w:val="0"/>
-          <w:lang w:val="lt-LT"/>
-        </w:rPr>
-        <w:t>veiklos</w:t>
-      </w:r>
-      <w:r>
-        <w:rPr>
-          <w:b w:val="0"/>
-          <w:bCs w:val="0"/>
-          <w:noProof w:val="0"/>
-          <w:lang w:val="lt-LT"/>
-        </w:rPr>
-        <w:t xml:space="preserve"> </w:t>
-      </w:r>
-      <w:r>
-        <w:rPr>
-          <w:b w:val="0"/>
-          <w:bCs w:val="0"/>
-          <w:noProof w:val="0"/>
-          <w:lang w:val="lt-LT"/>
-        </w:rPr>
-        <w:t>ir</w:t>
-      </w:r>
-      <w:r>
-        <w:rPr>
-          <w:b w:val="0"/>
-          <w:bCs w:val="0"/>
-          <w:noProof w:val="0"/>
-          <w:lang w:val="lt-LT"/>
-        </w:rPr>
-        <w:t xml:space="preserve"> </w:t>
-      </w:r>
-      <w:r>
-        <w:rPr>
-          <w:b w:val="0"/>
-          <w:bCs w:val="0"/>
-          <w:noProof w:val="0"/>
-          <w:lang w:val="lt-LT"/>
-        </w:rPr>
-        <w:t>finansinė</w:t>
-      </w:r>
-      <w:r>
-        <w:rPr>
-          <w:b w:val="0"/>
-          <w:bCs w:val="0"/>
-          <w:noProof w:val="0"/>
-          <w:lang w:val="lt-LT"/>
-        </w:rPr>
-        <w:t>s</w:t>
-      </w:r>
-      <w:r>
-        <w:rPr>
-          <w:b w:val="0"/>
-          <w:bCs w:val="0"/>
-          <w:noProof w:val="0"/>
-          <w:lang w:val="lt-LT"/>
-        </w:rPr>
-        <w:t xml:space="preserve"> </w:t>
-      </w:r>
-      <w:r>
-        <w:rPr>
-          <w:b w:val="0"/>
-          <w:bCs w:val="0"/>
-          <w:noProof w:val="0"/>
-          <w:lang w:val="lt-LT"/>
-        </w:rPr>
-        <w:t>ataskaitos</w:t>
-      </w:r>
-      <w:r>
-        <w:rPr>
-          <w:b w:val="0"/>
-          <w:bCs w:val="0"/>
-          <w:noProof w:val="0"/>
-          <w:lang w:val="lt-LT"/>
-        </w:rPr>
-        <w:t xml:space="preserve">, </w:t>
-      </w:r>
-      <w:r>
-        <w:rPr>
-          <w:b w:val="0"/>
-          <w:bCs w:val="0"/>
-          <w:noProof w:val="0"/>
-          <w:lang w:val="lt-LT"/>
-        </w:rPr>
-        <w:t>renkami</w:t>
-      </w:r>
-      <w:r>
-        <w:rPr>
-          <w:b w:val="0"/>
-          <w:bCs w:val="0"/>
-          <w:noProof w:val="0"/>
-          <w:lang w:val="lt-LT"/>
-        </w:rPr>
-        <w:t xml:space="preserve"> </w:t>
-      </w:r>
-      <w:r>
-        <w:rPr>
-          <w:b w:val="0"/>
-          <w:bCs w:val="0"/>
-          <w:noProof w:val="0"/>
-          <w:lang w:val="lt-LT"/>
-        </w:rPr>
-        <w:t>atstovai (-ės)</w:t>
-      </w:r>
-      <w:r>
-        <w:rPr>
-          <w:b w:val="0"/>
-          <w:bCs w:val="0"/>
-          <w:noProof w:val="0"/>
-          <w:lang w:val="lt-LT"/>
-        </w:rPr>
-        <w:t xml:space="preserve"> į </w:t>
-      </w:r>
-      <w:r>
-        <w:rPr>
-          <w:b w:val="0"/>
-          <w:bCs w:val="0"/>
-          <w:noProof w:val="0"/>
-          <w:lang w:val="lt-LT"/>
-        </w:rPr>
-        <w:t>skirtingus</w:t>
-      </w:r>
-      <w:r>
-        <w:rPr>
-          <w:b w:val="0"/>
-          <w:bCs w:val="0"/>
-          <w:noProof w:val="0"/>
-          <w:lang w:val="lt-LT"/>
-        </w:rPr>
-        <w:t xml:space="preserve"> </w:t>
-      </w:r>
-      <w:r>
-        <w:rPr>
-          <w:b w:val="0"/>
-          <w:bCs w:val="0"/>
-          <w:noProof w:val="0"/>
-          <w:lang w:val="lt-LT"/>
-        </w:rPr>
-        <w:t>valdymo</w:t>
-      </w:r>
-      <w:r>
-        <w:rPr>
-          <w:b w:val="0"/>
-          <w:bCs w:val="0"/>
-          <w:noProof w:val="0"/>
-          <w:lang w:val="lt-LT"/>
-        </w:rPr>
-        <w:t xml:space="preserve"> organus. </w:t>
+      </w:pPr>
+      <w:r>
+        <w:rPr>
+          <w:noProof w:val="0"/>
+          <w:lang w:val="en-GB"/>
+        </w:rPr>
+        <w:t xml:space="preserve">Together with Lithuanian Youth Council and Lithuanian </w:t>
+      </w:r>
+      <w:r>
+        <w:rPr>
+          <w:noProof w:val="0"/>
+          <w:lang w:val="en-GB"/>
+        </w:rPr>
+        <w:t>Students Union</w:t>
+      </w:r>
+      <w:r>
+        <w:rPr>
+          <w:noProof w:val="0"/>
+          <w:lang w:val="en-GB"/>
+        </w:rPr>
+        <w:t xml:space="preserve">, we signed a letter </w:t>
+      </w:r>
+      <w:r>
+        <w:rPr>
+          <w:noProof w:val="0"/>
+          <w:lang w:val="en-GB"/>
+        </w:rPr>
+        <w:t>regarding</w:t>
+      </w:r>
+      <w:r>
+        <w:rPr>
+          <w:noProof w:val="0"/>
+          <w:lang w:val="en-GB"/>
+        </w:rPr>
+        <w:t xml:space="preserve"> the draft Law on Lithuanian National Radio and Television of the Republic of Lithuania. We also jointly organized a public mourning and rally in front of the Seimas of the Republic of Lithuania, which received significant attention from the public and the media</w:t>
+      </w:r>
+      <w:r>
+        <w:rPr>
+          <w:noProof w:val="0"/>
+          <w:lang w:val="en-GB"/>
+        </w:rPr>
+        <w:t xml:space="preserve">.  </w:t>
+      </w:r>
+      <w:r>
+        <w:rPr>
+          <w:noProof w:val="0"/>
+          <w:lang w:val="en-GB"/>
+        </w:rPr>
+        <w:t xml:space="preserve"> </w:t>
       </w:r>
     </w:p>
     <w:p>
       <w:pPr>
-        <w:rPr>
-          <w:noProof w:val="0"/>
-          <w:lang w:val="lt-LT"/>
-        </w:rPr>
-      </w:pPr>
+        <w:pStyle w:val="Normal"/>
+      </w:pPr>
+      <w:r>
+        <w:rPr>
+          <w:noProof w:val="0"/>
+          <w:lang w:val="en-US"/>
+        </w:rPr>
+        <w:t>We also held several meetings with Lithuanian Youth Council President Umberto Masi regarding current issues and potential cooperation between our organizations.</w:t>
+      </w:r>
     </w:p>
     <w:p>
       <w:pPr>
-        <w:rPr>
-          <w:noProof w:val="0"/>
-          <w:lang w:val="lt-LT"/>
+        <w:pStyle w:val="Normal"/>
+        <w:rPr>
+          <w:noProof w:val="0"/>
+          <w:lang w:val="en-US"/>
         </w:rPr>
       </w:pPr>
     </w:p>
     <w:p>
       <w:pPr>
-        <w:rPr>
-          <w:noProof w:val="0"/>
-          <w:lang w:val="lt-LT"/>
-        </w:rPr>
-      </w:pPr>
-      <w:commentRangeStart w:id="1591958747"/>
-      <w:r>
-        <w:rPr>
-          <w:noProof w:val="0"/>
-          <w:lang w:val="lt-LT"/>
-        </w:rPr>
-        <w:t>RIBOLOGIJA</w:t>
-      </w:r>
-      <w:commentRangeEnd w:id="1591958747"/>
-      <w:r>
-        <w:rPr>
-          <w:rStyle w:val="CommentReference"/>
-        </w:rPr>
-        <w:commentReference w:id="1591958747"/>
+        <w:pStyle w:val="Normal"/>
+        <w:rPr>
+          <w:b w:val="1"/>
+          <w:bCs w:val="1"/>
+          <w:noProof w:val="0"/>
+          <w:lang w:val="en-US"/>
+        </w:rPr>
+      </w:pPr>
+      <w:r>
+        <w:rPr>
+          <w:b w:val="1"/>
+          <w:bCs w:val="1"/>
+          <w:noProof w:val="0"/>
+          <w:lang w:val="en-US"/>
+        </w:rPr>
+        <w:t>OTHER STUDENT REPRESENTATIONS</w:t>
+      </w:r>
+    </w:p>
+    <w:p>
+      <w:pPr>
+        <w:pStyle w:val="Normal"/>
+      </w:pPr>
+      <w:r>
+        <w:rPr>
+          <w:noProof w:val="0"/>
+          <w:lang w:val="en-US"/>
+        </w:rPr>
+        <w:t xml:space="preserve">We met with the President of the Student Representation at the Lithuanian Academy of Music and Theatre to share best practices </w:t>
+      </w:r>
+      <w:r>
+        <w:rPr>
+          <w:noProof w:val="0"/>
+          <w:lang w:val="en-US"/>
+        </w:rPr>
+        <w:t>regarding</w:t>
+      </w:r>
+      <w:r>
+        <w:rPr>
+          <w:noProof w:val="0"/>
+          <w:lang w:val="en-US"/>
+        </w:rPr>
+        <w:t xml:space="preserve"> the activities of student councils and the challenges faced by students. Since students at both VU and LMTA can take elective courses (modules) from their respective institutions, we agreed to collect feedback to improve our collaboration.  </w:t>
+      </w:r>
+    </w:p>
+    <w:p>
+      <w:pPr>
+        <w:pStyle w:val="Normal"/>
+      </w:pPr>
+      <w:r>
+        <w:rPr>
+          <w:noProof w:val="0"/>
+          <w:lang w:val="en-US"/>
+        </w:rPr>
+        <w:t xml:space="preserve">The Social Process Coordinator held a video call with representatives of KTU SA, during which she shared VU SR’s experience in sustainability-related activities (including organized initiatives, their success, and the organization’s </w:t>
+      </w:r>
+      <w:bookmarkStart w:name="_Int_IcP59Xt3" w:id="1082915813"/>
+      <w:r>
+        <w:rPr>
+          <w:noProof w:val="0"/>
+          <w:lang w:val="en-US"/>
+        </w:rPr>
+        <w:t>future plans</w:t>
+      </w:r>
+      <w:bookmarkEnd w:id="1082915813"/>
+      <w:r>
+        <w:rPr>
+          <w:noProof w:val="0"/>
+          <w:lang w:val="en-US"/>
+        </w:rPr>
+        <w:t xml:space="preserve">). </w:t>
+      </w:r>
+    </w:p>
+    <w:p>
+      <w:pPr>
+        <w:pStyle w:val="Normal"/>
+      </w:pPr>
+      <w:r>
+        <w:rPr>
+          <w:noProof w:val="0"/>
+          <w:lang w:val="en-US"/>
+        </w:rPr>
+        <w:t xml:space="preserve">The Integration Process Coordinator met with the LSMU SA Curator Coordinators to discuss and share best practices </w:t>
+      </w:r>
+      <w:r>
+        <w:rPr>
+          <w:noProof w:val="0"/>
+          <w:lang w:val="en-US"/>
+        </w:rPr>
+        <w:t>regarding</w:t>
+      </w:r>
+      <w:r>
+        <w:rPr>
+          <w:noProof w:val="0"/>
+          <w:lang w:val="en-US"/>
+        </w:rPr>
+        <w:t xml:space="preserve"> the curator program, including how curators are selected and trained, and how to </w:t>
+      </w:r>
+      <w:r>
+        <w:rPr>
+          <w:noProof w:val="0"/>
+          <w:lang w:val="en-US"/>
+        </w:rPr>
+        <w:t>retain</w:t>
+      </w:r>
+      <w:r>
+        <w:rPr>
+          <w:noProof w:val="0"/>
+          <w:lang w:val="en-US"/>
+        </w:rPr>
+        <w:t xml:space="preserve"> them throughout the year. </w:t>
+      </w:r>
+    </w:p>
+    <w:p>
+      <w:pPr>
+        <w:pStyle w:val="Normal"/>
+      </w:pPr>
+      <w:r>
+        <w:rPr>
+          <w:noProof w:val="0"/>
+          <w:lang w:val="en-US"/>
+        </w:rPr>
+        <w:t xml:space="preserve">In collaboration with VDU SA, representatives from VU SR </w:t>
+      </w:r>
+      <w:r>
+        <w:rPr>
+          <w:noProof w:val="0"/>
+          <w:lang w:val="en-US"/>
+        </w:rPr>
+        <w:t>participated</w:t>
+      </w:r>
+      <w:r>
+        <w:rPr>
+          <w:noProof w:val="0"/>
+          <w:lang w:val="en-US"/>
+        </w:rPr>
+        <w:t xml:space="preserve"> in a couple of training sessions organized by VDU SA, during which they shared their experiences on representation topics and led activities as guest lecturers.  </w:t>
+      </w:r>
+    </w:p>
+    <w:p>
+      <w:pPr>
+        <w:pStyle w:val="Normal"/>
+        <w:rPr>
+          <w:noProof w:val="0"/>
+          <w:lang w:val="en-US"/>
+        </w:rPr>
+      </w:pPr>
+    </w:p>
+    <w:p>
+      <w:pPr>
+        <w:pStyle w:val="Normal"/>
+        <w:rPr>
+          <w:b w:val="1"/>
+          <w:bCs w:val="1"/>
+          <w:noProof w:val="0"/>
+          <w:lang w:val="en-US"/>
+        </w:rPr>
+      </w:pPr>
+      <w:r>
+        <w:rPr>
+          <w:b w:val="1"/>
+          <w:bCs w:val="1"/>
+          <w:noProof w:val="0"/>
+          <w:lang w:val="en-US"/>
+        </w:rPr>
+        <w:t xml:space="preserve">Vilnius Youth Organizations Union - Roundtable (VJOSAS)  </w:t>
+      </w:r>
+    </w:p>
+    <w:p>
+      <w:pPr>
+        <w:pStyle w:val="Normal"/>
+      </w:pPr>
+      <w:r>
+        <w:rPr>
+          <w:noProof w:val="0"/>
+          <w:lang w:val="en-US"/>
+        </w:rPr>
+        <w:t xml:space="preserve">During the reporting period, we held three separate meetings with representatives of VJOSAS. During the meetings, we shared our expectations for the umbrella organization and its activities, and raised issues related to the city of Vilnius that need to be addressed, such as public transportation, bicycle infrastructure, compensation for housing rental costs, the integration of international students, and others.  </w:t>
+      </w:r>
+    </w:p>
+    <w:p>
+      <w:pPr>
+        <w:pStyle w:val="Normal"/>
+      </w:pPr>
+      <w:r>
+        <w:rPr>
+          <w:noProof w:val="0"/>
+          <w:lang w:val="en-US"/>
+        </w:rPr>
+        <w:t xml:space="preserve">We also participated in leadership clubs organized by VJOSAS and in two Assemblies, where the organization’s annual activity and financial reports were approved, and representatives were elected to various governing bodies.  </w:t>
       </w:r>
     </w:p>
     <w:sectPr>
@@ -3813,6 +4828,17 @@
     </w:sectPr>
   </w:body>
 </w:document>
+</file>
+
+<file path=word/intelligence2.xml><?xml version="1.0" encoding="utf-8"?>
+<int2:intelligence xmlns:int2="http://schemas.microsoft.com/office/intelligence/2020/intelligence">
+  <int2:observations>
+    <int2:bookmark int2:bookmarkName="_Int_IcP59Xt3" int2:invalidationBookmarkName="" int2:hashCode="j6G1tVQBn1VYUE" int2:id="pQ9Kynxk">
+      <int2:state int2:type="style" int2:value="Rejected"/>
+    </int2:bookmark>
+  </int2:observations>
+  <int2:intelligenceSettings/>
+</int2:intelligence>
 </file>
 
 <file path=word/numbering.xml><?xml version="1.0" encoding="utf-8"?>
@@ -4060,9 +5086,6 @@
   </w15:person>
   <w15:person w15:author="Klėja Merčaitytė">
     <w15:presenceInfo w15:providerId="AD" w15:userId="S::president@vusa.lt::ab38a57e-77cd-46bc-8a79-13fde5b09ec4"/>
-  </w15:person>
-  <w15:person w15:author="Kotryna Jašauskaitė">
-    <w15:presenceInfo w15:providerId="AD" w15:userId="S::soc@vusa.lt::a1c8fe07-20b3-4fb7-afbd-2a01a98d6013"/>
   </w15:person>
 </w15:people>
 </file>
@@ -5375,7 +6398,7 @@
 </file>
 
 <file path=customXml/itemProps1.xml><?xml version="1.0" encoding="utf-8"?>
-<ds:datastoreItem xmlns:ds="http://schemas.openxmlformats.org/officeDocument/2006/customXml" ds:itemID="{1489EB44-C161-4FDE-8803-2D740595FB06}"/>
+<ds:datastoreItem xmlns:ds="http://schemas.openxmlformats.org/officeDocument/2006/customXml" ds:itemID="{3339CF1B-3A36-4670-AE34-D007C01176C2}"/>
 </file>
 
 <file path=customXml/itemProps2.xml><?xml version="1.0" encoding="utf-8"?>
